--- a/src/main/webapp/modeloRematricula.docx
+++ b/src/main/webapp/modeloRematricula.docx
@@ -1,6 +1,6 @@
 
 <file path=word/document.xml><?xml version="1.0" encoding="utf-8"?>
-<w:document xmlns:ve="http://schemas.openxmlformats.org/markup-compatibility/2006" xmlns:o="urn:schemas-microsoft-com:office:office" xmlns:r="http://schemas.openxmlformats.org/officeDocument/2006/relationships" xmlns:m="http://schemas.openxmlformats.org/officeDocument/2006/math" xmlns:v="urn:schemas-microsoft-com:vml" xmlns:wp="http://schemas.openxmlformats.org/drawingml/2006/wordprocessingDrawing" xmlns:w10="urn:schemas-microsoft-com:office:word" xmlns:w="http://schemas.openxmlformats.org/wordprocessingml/2006/main" xmlns:wne="http://schemas.microsoft.com/office/word/2006/wordml">
+<w:document xmlns:wpc="http://schemas.microsoft.com/office/word/2010/wordprocessingCanvas" xmlns:mc="http://schemas.openxmlformats.org/markup-compatibility/2006" xmlns:o="urn:schemas-microsoft-com:office:office" xmlns:r="http://schemas.openxmlformats.org/officeDocument/2006/relationships" xmlns:m="http://schemas.openxmlformats.org/officeDocument/2006/math" xmlns:v="urn:schemas-microsoft-com:vml" xmlns:wp14="http://schemas.microsoft.com/office/word/2010/wordprocessingDrawing" xmlns:wp="http://schemas.openxmlformats.org/drawingml/2006/wordprocessingDrawing" xmlns:w10="urn:schemas-microsoft-com:office:word" xmlns:w="http://schemas.openxmlformats.org/wordprocessingml/2006/main" xmlns:w14="http://schemas.microsoft.com/office/word/2010/wordml" xmlns:w15="http://schemas.microsoft.com/office/word/2012/wordml" xmlns:wpg="http://schemas.microsoft.com/office/word/2010/wordprocessingGroup" xmlns:wpi="http://schemas.microsoft.com/office/word/2010/wordprocessingInk" xmlns:wne="http://schemas.microsoft.com/office/word/2006/wordml" xmlns:wps="http://schemas.microsoft.com/office/word/2010/wordprocessingShape" mc:Ignorable="w14 w15 wp14">
   <w:body>
     <w:p>
       <w:pPr>
@@ -20,7 +20,6 @@
         </w:rPr>
         <w:t xml:space="preserve">Ficha de </w:t>
       </w:r>
-      <w:proofErr w:type="spellStart"/>
       <w:r>
         <w:rPr>
           <w:rFonts w:ascii="Tahoma" w:hAnsi="Tahoma" w:cs="Tahoma"/>
@@ -29,7 +28,6 @@
         </w:rPr>
         <w:t>rematrícula</w:t>
       </w:r>
-      <w:proofErr w:type="spellEnd"/>
       <w:r>
         <w:rPr>
           <w:rFonts w:ascii="Tahoma" w:hAnsi="Tahoma" w:cs="Tahoma"/>
@@ -73,13 +71,13 @@
     </w:p>
     <w:tbl>
       <w:tblPr>
-        <w:tblStyle w:val="Tabelacomgrade"/>
+        <w:tblStyle w:val="TableGrid"/>
         <w:tblW w:w="5000" w:type="pct"/>
         <w:tblBorders>
           <w:insideH w:val="none" w:sz="0" w:space="0" w:color="auto"/>
           <w:insideV w:val="none" w:sz="0" w:space="0" w:color="auto"/>
         </w:tblBorders>
-        <w:tblLook w:val="04A0"/>
+        <w:tblLook w:val="04A0" w:firstRow="1" w:lastRow="0" w:firstColumn="1" w:lastColumn="0" w:noHBand="0" w:noVBand="1"/>
       </w:tblPr>
       <w:tblGrid>
         <w:gridCol w:w="6345"/>
@@ -149,18 +147,8 @@
                 <w:sz w:val="18"/>
                 <w:szCs w:val="18"/>
               </w:rPr>
-              <w:t xml:space="preserve">: </w:t>
-            </w:r>
-            <w:proofErr w:type="spellStart"/>
-            <w:r>
-              <w:rPr>
-                <w:rFonts w:ascii="Tahoma" w:hAnsi="Tahoma" w:cs="Tahoma"/>
-                <w:sz w:val="18"/>
-                <w:szCs w:val="18"/>
-              </w:rPr>
-              <w:t>ruaaluno</w:t>
-            </w:r>
-            <w:proofErr w:type="spellEnd"/>
+              <w:t>: ruaaluno</w:t>
+            </w:r>
           </w:p>
           <w:p>
             <w:pPr>
@@ -217,8 +205,6 @@
               </w:rPr>
               <w:t>Endereço da criança:</w:t>
             </w:r>
-            <w:bookmarkStart w:id="0" w:name="_GoBack"/>
-            <w:bookmarkEnd w:id="0"/>
             <w:r>
               <w:rPr>
                 <w:rFonts w:ascii="Tahoma" w:hAnsi="Tahoma" w:cs="Tahoma"/>
@@ -229,7 +215,6 @@
               </w:rPr>
               <w:t xml:space="preserve"> </w:t>
             </w:r>
-            <w:proofErr w:type="spellStart"/>
             <w:r>
               <w:rPr>
                 <w:rFonts w:ascii="Tahoma" w:hAnsi="Tahoma" w:cs="Tahoma"/>
@@ -238,7 +223,6 @@
               </w:rPr>
               <w:t>enderecocrianca</w:t>
             </w:r>
-            <w:proofErr w:type="spellEnd"/>
           </w:p>
         </w:tc>
         <w:tc>
@@ -324,7 +308,6 @@
                 <w:szCs w:val="18"/>
               </w:rPr>
             </w:pPr>
-            <w:proofErr w:type="spellStart"/>
             <w:r>
               <w:rPr>
                 <w:rFonts w:ascii="Tahoma" w:hAnsi="Tahoma" w:cs="Tahoma"/>
@@ -334,7 +317,6 @@
               </w:rPr>
               <w:t>Nascimetnto</w:t>
             </w:r>
-            <w:proofErr w:type="spellEnd"/>
             <w:r>
               <w:rPr>
                 <w:rFonts w:ascii="Tahoma" w:hAnsi="Tahoma" w:cs="Tahoma"/>
@@ -412,13 +394,13 @@
     </w:p>
     <w:tbl>
       <w:tblPr>
-        <w:tblStyle w:val="Tabelacomgrade"/>
+        <w:tblStyle w:val="TableGrid"/>
         <w:tblW w:w="5000" w:type="pct"/>
         <w:tblBorders>
           <w:insideH w:val="none" w:sz="0" w:space="0" w:color="auto"/>
           <w:insideV w:val="none" w:sz="0" w:space="0" w:color="auto"/>
         </w:tblBorders>
-        <w:tblLook w:val="04A0"/>
+        <w:tblLook w:val="04A0" w:firstRow="1" w:lastRow="0" w:firstColumn="1" w:lastColumn="0" w:noHBand="0" w:noVBand="1"/>
       </w:tblPr>
       <w:tblGrid>
         <w:gridCol w:w="6061"/>
@@ -482,7 +464,6 @@
               </w:rPr>
               <w:t xml:space="preserve">Data nascimento: </w:t>
             </w:r>
-            <w:proofErr w:type="spellStart"/>
             <w:r>
               <w:rPr>
                 <w:rFonts w:ascii="Tahoma" w:hAnsi="Tahoma" w:cs="Tahoma"/>
@@ -491,7 +472,6 @@
               </w:rPr>
               <w:t>nascimentoresponsavel</w:t>
             </w:r>
-            <w:proofErr w:type="spellEnd"/>
           </w:p>
           <w:p>
             <w:pPr>
@@ -502,7 +482,6 @@
                 <w:szCs w:val="18"/>
               </w:rPr>
             </w:pPr>
-            <w:proofErr w:type="gramStart"/>
             <w:r>
               <w:rPr>
                 <w:rFonts w:ascii="Tahoma" w:hAnsi="Tahoma" w:cs="Tahoma"/>
@@ -521,7 +500,6 @@
               </w:rPr>
               <w:t>:</w:t>
             </w:r>
-            <w:proofErr w:type="gramEnd"/>
             <w:r>
               <w:rPr>
                 <w:rFonts w:ascii="Tahoma" w:hAnsi="Tahoma" w:cs="Tahoma"/>
@@ -587,18 +565,8 @@
                 <w:sz w:val="18"/>
                 <w:szCs w:val="18"/>
               </w:rPr>
-              <w:t xml:space="preserve">: </w:t>
-            </w:r>
-            <w:proofErr w:type="spellStart"/>
-            <w:r>
-              <w:rPr>
-                <w:rFonts w:ascii="Tahoma" w:hAnsi="Tahoma" w:cs="Tahoma"/>
-                <w:sz w:val="18"/>
-                <w:szCs w:val="18"/>
-              </w:rPr>
-              <w:t>naturalidadealuno</w:t>
-            </w:r>
-            <w:proofErr w:type="spellEnd"/>
+              <w:t>: naturalidadealuno</w:t>
+            </w:r>
           </w:p>
           <w:p>
             <w:pPr>
@@ -677,18 +645,8 @@
                 <w:sz w:val="18"/>
                 <w:szCs w:val="18"/>
               </w:rPr>
-              <w:t xml:space="preserve">: </w:t>
-            </w:r>
-            <w:proofErr w:type="spellStart"/>
-            <w:r>
-              <w:rPr>
-                <w:rFonts w:ascii="Tahoma" w:hAnsi="Tahoma" w:cs="Tahoma"/>
-                <w:sz w:val="18"/>
-                <w:szCs w:val="18"/>
-              </w:rPr>
-              <w:t>cpfresponsavel</w:t>
-            </w:r>
-            <w:proofErr w:type="spellEnd"/>
+              <w:t>: cpfresponsavel</w:t>
+            </w:r>
           </w:p>
           <w:p>
             <w:pPr>
@@ -714,18 +672,8 @@
                 <w:sz w:val="18"/>
                 <w:szCs w:val="18"/>
               </w:rPr>
-              <w:t xml:space="preserve">: </w:t>
-            </w:r>
-            <w:proofErr w:type="spellStart"/>
-            <w:r>
-              <w:rPr>
-                <w:rFonts w:ascii="Tahoma" w:hAnsi="Tahoma" w:cs="Tahoma"/>
-                <w:sz w:val="18"/>
-                <w:szCs w:val="18"/>
-              </w:rPr>
-              <w:t>enderecoresponsavel</w:t>
-            </w:r>
-            <w:proofErr w:type="spellEnd"/>
+              <w:t>: enderecoresponsavel</w:t>
+            </w:r>
           </w:p>
           <w:p>
             <w:pPr>
@@ -763,7 +711,6 @@
               </w:rPr>
               <w:t xml:space="preserve"> </w:t>
             </w:r>
-            <w:proofErr w:type="spellStart"/>
             <w:r>
               <w:rPr>
                 <w:rFonts w:ascii="Tahoma" w:hAnsi="Tahoma" w:cs="Tahoma"/>
@@ -772,7 +719,6 @@
               </w:rPr>
               <w:t>cepresponsavel</w:t>
             </w:r>
-            <w:proofErr w:type="spellEnd"/>
           </w:p>
           <w:p>
             <w:pPr>
@@ -802,7 +748,6 @@
               </w:rPr>
               <w:t xml:space="preserve">: </w:t>
             </w:r>
-            <w:proofErr w:type="spellStart"/>
             <w:r>
               <w:rPr>
                 <w:rFonts w:ascii="Tahoma" w:hAnsi="Tahoma" w:cs="Tahoma"/>
@@ -811,7 +756,6 @@
               </w:rPr>
               <w:t>cidaderesp</w:t>
             </w:r>
-            <w:proofErr w:type="spellEnd"/>
           </w:p>
         </w:tc>
       </w:tr>
@@ -832,7 +776,6 @@
     <w:p>
       <w:pPr>
         <w:spacing w:after="0" w:line="360" w:lineRule="auto"/>
-        <w:jc w:val="center"/>
         <w:rPr>
           <w:rFonts w:ascii="Tahoma" w:hAnsi="Tahoma" w:cs="Tahoma"/>
           <w:b/>
@@ -847,14 +790,32 @@
           <w:sz w:val="20"/>
           <w:szCs w:val="20"/>
         </w:rPr>
+        <w:t xml:space="preserve">                     </w:t>
+      </w:r>
+      <w:r>
+        <w:rPr>
+          <w:rFonts w:ascii="Tahoma" w:hAnsi="Tahoma" w:cs="Tahoma"/>
+          <w:b/>
+          <w:sz w:val="20"/>
+          <w:szCs w:val="20"/>
+        </w:rPr>
         <w:t>CONTATOS</w:t>
+      </w:r>
+      <w:r>
+        <w:rPr>
+          <w:rFonts w:ascii="Tahoma" w:hAnsi="Tahoma" w:cs="Tahoma"/>
+          <w:b/>
+          <w:sz w:val="20"/>
+          <w:szCs w:val="20"/>
+        </w:rPr>
+        <w:t xml:space="preserve">                                                                            VALORES</w:t>
       </w:r>
     </w:p>
     <w:tbl>
       <w:tblPr>
-        <w:tblStyle w:val="Tabelacomgrade"/>
+        <w:tblStyle w:val="TableGrid"/>
         <w:tblW w:w="5000" w:type="pct"/>
-        <w:tblLook w:val="04A0"/>
+        <w:tblLook w:val="04A0" w:firstRow="1" w:lastRow="0" w:firstColumn="1" w:lastColumn="0" w:noHBand="0" w:noVBand="1"/>
       </w:tblPr>
       <w:tblGrid>
         <w:gridCol w:w="4929"/>
@@ -911,19 +872,8 @@
                 <w:sz w:val="18"/>
                 <w:szCs w:val="18"/>
               </w:rPr>
-              <w:t xml:space="preserve">Email </w:t>
-            </w:r>
-            <w:proofErr w:type="gramStart"/>
-            <w:r>
-              <w:rPr>
-                <w:rFonts w:ascii="Tahoma" w:hAnsi="Tahoma" w:cs="Tahoma"/>
-                <w:b/>
-                <w:sz w:val="18"/>
-                <w:szCs w:val="18"/>
-              </w:rPr>
-              <w:t>2</w:t>
-            </w:r>
-            <w:proofErr w:type="gramEnd"/>
+              <w:t>Email 2</w:t>
+            </w:r>
             <w:r>
               <w:rPr>
                 <w:rFonts w:ascii="Tahoma" w:hAnsi="Tahoma" w:cs="Tahoma"/>
@@ -952,7 +902,6 @@
               </w:rPr>
               <w:t xml:space="preserve">Telefone: </w:t>
             </w:r>
-            <w:proofErr w:type="spellStart"/>
             <w:r>
               <w:rPr>
                 <w:rFonts w:ascii="Tahoma" w:hAnsi="Tahoma" w:cs="Tahoma"/>
@@ -961,7 +910,6 @@
               </w:rPr>
               <w:t>telefoneum</w:t>
             </w:r>
-            <w:proofErr w:type="spellEnd"/>
             <w:r>
               <w:rPr>
                 <w:rFonts w:ascii="Tahoma" w:hAnsi="Tahoma" w:cs="Tahoma"/>
@@ -985,18 +933,8 @@
                 <w:sz w:val="18"/>
                 <w:szCs w:val="18"/>
               </w:rPr>
-              <w:t xml:space="preserve">: </w:t>
-            </w:r>
-            <w:proofErr w:type="spellStart"/>
-            <w:r>
-              <w:rPr>
-                <w:rFonts w:ascii="Tahoma" w:hAnsi="Tahoma" w:cs="Tahoma"/>
-                <w:sz w:val="18"/>
-                <w:szCs w:val="18"/>
-              </w:rPr>
-              <w:t>contatoum</w:t>
-            </w:r>
-            <w:proofErr w:type="spellEnd"/>
+              <w:t>: contatoum</w:t>
+            </w:r>
           </w:p>
           <w:p>
             <w:pPr>
@@ -1017,7 +955,6 @@
               </w:rPr>
               <w:t xml:space="preserve">Telefone: </w:t>
             </w:r>
-            <w:proofErr w:type="spellStart"/>
             <w:r>
               <w:rPr>
                 <w:rFonts w:ascii="Tahoma" w:hAnsi="Tahoma" w:cs="Tahoma"/>
@@ -1026,7 +963,6 @@
               </w:rPr>
               <w:t>telefonedois</w:t>
             </w:r>
-            <w:proofErr w:type="spellEnd"/>
             <w:r>
               <w:rPr>
                 <w:rFonts w:ascii="Tahoma" w:hAnsi="Tahoma" w:cs="Tahoma"/>
@@ -1050,18 +986,8 @@
                 <w:sz w:val="18"/>
                 <w:szCs w:val="18"/>
               </w:rPr>
-              <w:t xml:space="preserve">: </w:t>
-            </w:r>
-            <w:proofErr w:type="spellStart"/>
-            <w:r>
-              <w:rPr>
-                <w:rFonts w:ascii="Tahoma" w:hAnsi="Tahoma" w:cs="Tahoma"/>
-                <w:sz w:val="18"/>
-                <w:szCs w:val="18"/>
-              </w:rPr>
-              <w:t>contatodois</w:t>
-            </w:r>
-            <w:proofErr w:type="spellEnd"/>
+              <w:t>: contatodois</w:t>
+            </w:r>
           </w:p>
           <w:p>
             <w:pPr>
@@ -1082,7 +1008,6 @@
               </w:rPr>
               <w:t xml:space="preserve">Telefone: </w:t>
             </w:r>
-            <w:proofErr w:type="spellStart"/>
             <w:r>
               <w:rPr>
                 <w:rFonts w:ascii="Tahoma" w:hAnsi="Tahoma" w:cs="Tahoma"/>
@@ -1091,7 +1016,6 @@
               </w:rPr>
               <w:t>telefonetres</w:t>
             </w:r>
-            <w:proofErr w:type="spellEnd"/>
             <w:r>
               <w:rPr>
                 <w:rFonts w:ascii="Tahoma" w:hAnsi="Tahoma" w:cs="Tahoma"/>
@@ -1115,18 +1039,8 @@
                 <w:sz w:val="18"/>
                 <w:szCs w:val="18"/>
               </w:rPr>
-              <w:t xml:space="preserve">: </w:t>
-            </w:r>
-            <w:proofErr w:type="spellStart"/>
-            <w:r>
-              <w:rPr>
-                <w:rFonts w:ascii="Tahoma" w:hAnsi="Tahoma" w:cs="Tahoma"/>
-                <w:sz w:val="18"/>
-                <w:szCs w:val="18"/>
-              </w:rPr>
-              <w:t>contatotres</w:t>
-            </w:r>
-            <w:proofErr w:type="spellEnd"/>
+              <w:t>: contatotres</w:t>
+            </w:r>
           </w:p>
           <w:p>
             <w:pPr>
@@ -1147,7 +1061,6 @@
               </w:rPr>
               <w:t xml:space="preserve">Telefone: </w:t>
             </w:r>
-            <w:proofErr w:type="spellStart"/>
             <w:r>
               <w:rPr>
                 <w:rFonts w:ascii="Tahoma" w:hAnsi="Tahoma" w:cs="Tahoma"/>
@@ -1156,7 +1069,6 @@
               </w:rPr>
               <w:t>telefonequatro</w:t>
             </w:r>
-            <w:proofErr w:type="spellEnd"/>
             <w:r>
               <w:rPr>
                 <w:rFonts w:ascii="Tahoma" w:hAnsi="Tahoma" w:cs="Tahoma"/>
@@ -1180,18 +1092,8 @@
                 <w:sz w:val="18"/>
                 <w:szCs w:val="18"/>
               </w:rPr>
-              <w:t xml:space="preserve">: </w:t>
-            </w:r>
-            <w:proofErr w:type="spellStart"/>
-            <w:r>
-              <w:rPr>
-                <w:rFonts w:ascii="Tahoma" w:hAnsi="Tahoma" w:cs="Tahoma"/>
-                <w:sz w:val="18"/>
-                <w:szCs w:val="18"/>
-              </w:rPr>
-              <w:t>contatoquatro</w:t>
-            </w:r>
-            <w:proofErr w:type="spellEnd"/>
+              <w:t>: contatoquatro</w:t>
+            </w:r>
           </w:p>
           <w:p>
             <w:pPr>
@@ -1212,7 +1114,6 @@
               </w:rPr>
               <w:t xml:space="preserve">Telefone: </w:t>
             </w:r>
-            <w:proofErr w:type="spellStart"/>
             <w:r>
               <w:rPr>
                 <w:rFonts w:ascii="Tahoma" w:hAnsi="Tahoma" w:cs="Tahoma"/>
@@ -1221,7 +1122,6 @@
               </w:rPr>
               <w:t>telefonecinco</w:t>
             </w:r>
-            <w:proofErr w:type="spellEnd"/>
             <w:r>
               <w:rPr>
                 <w:rFonts w:ascii="Tahoma" w:hAnsi="Tahoma" w:cs="Tahoma"/>
@@ -1245,18 +1145,8 @@
                 <w:sz w:val="18"/>
                 <w:szCs w:val="18"/>
               </w:rPr>
-              <w:t xml:space="preserve">: </w:t>
-            </w:r>
-            <w:proofErr w:type="spellStart"/>
-            <w:r>
-              <w:rPr>
-                <w:rFonts w:ascii="Tahoma" w:hAnsi="Tahoma" w:cs="Tahoma"/>
-                <w:sz w:val="18"/>
-                <w:szCs w:val="18"/>
-              </w:rPr>
-              <w:t>contatocinco</w:t>
-            </w:r>
-            <w:proofErr w:type="spellEnd"/>
+              <w:t>: contatocinco</w:t>
+            </w:r>
           </w:p>
         </w:tc>
         <w:tc>
@@ -1308,7 +1198,7 @@
                 <w:sz w:val="18"/>
                 <w:szCs w:val="18"/>
               </w:rPr>
-              <w:t>21</w:t>
+              <w:t>26</w:t>
             </w:r>
             <w:r>
               <w:rPr>
@@ -1329,7 +1219,6 @@
                 <w:szCs w:val="18"/>
               </w:rPr>
             </w:pPr>
-            <w:proofErr w:type="spellStart"/>
             <w:r>
               <w:rPr>
                 <w:rFonts w:ascii="Tahoma" w:hAnsi="Tahoma" w:cs="Tahoma"/>
@@ -1338,7 +1227,6 @@
               </w:rPr>
               <w:t>Rematricula</w:t>
             </w:r>
-            <w:proofErr w:type="spellEnd"/>
             <w:r>
               <w:rPr>
                 <w:rFonts w:ascii="Tahoma" w:hAnsi="Tahoma" w:cs="Tahoma"/>
@@ -1354,19 +1242,8 @@
                 <w:sz w:val="18"/>
                 <w:szCs w:val="18"/>
               </w:rPr>
-              <w:t xml:space="preserve">até 10 de </w:t>
-            </w:r>
-            <w:proofErr w:type="gramStart"/>
-            <w:r>
-              <w:rPr>
-                <w:rFonts w:ascii="Tahoma" w:hAnsi="Tahoma" w:cs="Tahoma"/>
-                <w:b/>
-                <w:sz w:val="18"/>
-                <w:szCs w:val="18"/>
-              </w:rPr>
-              <w:t>Janeiro:</w:t>
-            </w:r>
-            <w:proofErr w:type="gramEnd"/>
+              <w:t>até 10 de Janeiro:</w:t>
+            </w:r>
             <w:r>
               <w:rPr>
                 <w:rFonts w:ascii="Tahoma" w:hAnsi="Tahoma" w:cs="Tahoma"/>
@@ -1375,7 +1252,6 @@
               </w:rPr>
               <w:t xml:space="preserve">12x de R$ </w:t>
             </w:r>
-            <w:proofErr w:type="spellStart"/>
             <w:r>
               <w:rPr>
                 <w:rFonts w:ascii="Tahoma" w:hAnsi="Tahoma" w:cs="Tahoma"/>
@@ -1384,7 +1260,6 @@
               </w:rPr>
               <w:t>valorjaneiro</w:t>
             </w:r>
-            <w:proofErr w:type="spellEnd"/>
             <w:r>
               <w:rPr>
                 <w:rFonts w:ascii="Tahoma" w:hAnsi="Tahoma" w:cs="Tahoma"/>
@@ -1403,7 +1278,6 @@
                 <w:szCs w:val="18"/>
               </w:rPr>
             </w:pPr>
-            <w:proofErr w:type="spellStart"/>
             <w:r>
               <w:rPr>
                 <w:rFonts w:ascii="Tahoma" w:hAnsi="Tahoma" w:cs="Tahoma"/>
@@ -1412,7 +1286,6 @@
               </w:rPr>
               <w:t>Rematricula</w:t>
             </w:r>
-            <w:proofErr w:type="spellEnd"/>
             <w:r>
               <w:rPr>
                 <w:rFonts w:ascii="Tahoma" w:hAnsi="Tahoma" w:cs="Tahoma"/>
@@ -1428,19 +1301,8 @@
                 <w:sz w:val="18"/>
                 <w:szCs w:val="18"/>
               </w:rPr>
-              <w:t xml:space="preserve">até 10 de </w:t>
-            </w:r>
-            <w:proofErr w:type="gramStart"/>
-            <w:r>
-              <w:rPr>
-                <w:rFonts w:ascii="Tahoma" w:hAnsi="Tahoma" w:cs="Tahoma"/>
-                <w:b/>
-                <w:sz w:val="18"/>
-                <w:szCs w:val="18"/>
-              </w:rPr>
-              <w:t>Fevereiro:</w:t>
-            </w:r>
-            <w:proofErr w:type="gramEnd"/>
+              <w:t>até 10 de Fevereiro:</w:t>
+            </w:r>
             <w:r>
               <w:rPr>
                 <w:rFonts w:ascii="Tahoma" w:hAnsi="Tahoma" w:cs="Tahoma"/>
@@ -1449,7 +1311,6 @@
               </w:rPr>
               <w:t xml:space="preserve">11x de R$ </w:t>
             </w:r>
-            <w:proofErr w:type="spellStart"/>
             <w:r>
               <w:rPr>
                 <w:rFonts w:ascii="Tahoma" w:hAnsi="Tahoma" w:cs="Tahoma"/>
@@ -1458,7 +1319,6 @@
               </w:rPr>
               <w:t>valorfevereiro</w:t>
             </w:r>
-            <w:proofErr w:type="spellEnd"/>
             <w:r>
               <w:rPr>
                 <w:rFonts w:ascii="Tahoma" w:hAnsi="Tahoma" w:cs="Tahoma"/>
@@ -1489,26 +1349,14 @@
                 <w:szCs w:val="16"/>
               </w:rPr>
             </w:pPr>
-            <w:proofErr w:type="spellStart"/>
-            <w:proofErr w:type="gramStart"/>
             <w:r>
               <w:rPr>
                 <w:rFonts w:ascii="Tahoma" w:hAnsi="Tahoma" w:cs="Tahoma"/>
                 <w:sz w:val="16"/>
                 <w:szCs w:val="16"/>
               </w:rPr>
-              <w:t>Obs¹</w:t>
-            </w:r>
-            <w:proofErr w:type="spellEnd"/>
-            <w:r>
-              <w:rPr>
-                <w:rFonts w:ascii="Tahoma" w:hAnsi="Tahoma" w:cs="Tahoma"/>
-                <w:sz w:val="16"/>
-                <w:szCs w:val="16"/>
-              </w:rPr>
-              <w:t xml:space="preserve"> :</w:t>
-            </w:r>
-            <w:proofErr w:type="gramEnd"/>
+              <w:t>Obs¹ :</w:t>
+            </w:r>
             <w:r>
               <w:rPr>
                 <w:rFonts w:ascii="Tahoma" w:hAnsi="Tahoma" w:cs="Tahoma"/>
@@ -1516,56 +1364,26 @@
                 <w:sz w:val="16"/>
                 <w:szCs w:val="16"/>
               </w:rPr>
-              <w:t xml:space="preserve">Todos os valores já estão com desconto de R$ 20,00 para </w:t>
-            </w:r>
-            <w:proofErr w:type="spellStart"/>
-            <w:r>
-              <w:rPr>
-                <w:rFonts w:ascii="Tahoma" w:hAnsi="Tahoma" w:cs="Tahoma"/>
-                <w:i/>
+              <w:t>Todos os valores já estão com desconto de R$ 20,00 para para pagamento até dia 10 de cada mês.</w:t>
+            </w:r>
+          </w:p>
+          <w:p>
+            <w:pPr>
+              <w:jc w:val="both"/>
+              <w:rPr>
+                <w:rFonts w:ascii="Tahoma" w:hAnsi="Tahoma" w:cs="Tahoma"/>
+                <w:b/>
                 <w:sz w:val="16"/>
                 <w:szCs w:val="16"/>
               </w:rPr>
-              <w:t>para</w:t>
-            </w:r>
-            <w:proofErr w:type="spellEnd"/>
-            <w:r>
-              <w:rPr>
-                <w:rFonts w:ascii="Tahoma" w:hAnsi="Tahoma" w:cs="Tahoma"/>
-                <w:i/>
+            </w:pPr>
+            <w:r>
+              <w:rPr>
+                <w:rFonts w:ascii="Tahoma" w:hAnsi="Tahoma" w:cs="Tahoma"/>
                 <w:sz w:val="16"/>
                 <w:szCs w:val="16"/>
               </w:rPr>
-              <w:t xml:space="preserve"> pagamento até dia 10 de cada mês.</w:t>
-            </w:r>
-          </w:p>
-          <w:p>
-            <w:pPr>
-              <w:jc w:val="both"/>
-              <w:rPr>
-                <w:rFonts w:ascii="Tahoma" w:hAnsi="Tahoma" w:cs="Tahoma"/>
-                <w:b/>
-                <w:sz w:val="16"/>
-                <w:szCs w:val="16"/>
-              </w:rPr>
-            </w:pPr>
-            <w:proofErr w:type="spellStart"/>
-            <w:r>
-              <w:rPr>
-                <w:rFonts w:ascii="Tahoma" w:hAnsi="Tahoma" w:cs="Tahoma"/>
-                <w:sz w:val="16"/>
-                <w:szCs w:val="16"/>
-              </w:rPr>
-              <w:t>Obs²</w:t>
-            </w:r>
-            <w:proofErr w:type="spellEnd"/>
-            <w:r>
-              <w:rPr>
-                <w:rFonts w:ascii="Tahoma" w:hAnsi="Tahoma" w:cs="Tahoma"/>
-                <w:sz w:val="16"/>
-                <w:szCs w:val="16"/>
-              </w:rPr>
-              <w:t xml:space="preserve">: </w:t>
+              <w:t xml:space="preserve">Obs²: </w:t>
             </w:r>
             <w:r>
               <w:rPr>
@@ -1593,57 +1411,373 @@
     </w:p>
     <w:p>
       <w:pPr>
-        <w:spacing w:line="240" w:lineRule="auto"/>
-        <w:jc w:val="both"/>
-        <w:rPr>
-          <w:rFonts w:ascii="Tahoma" w:hAnsi="Tahoma" w:cs="Tahoma"/>
+        <w:pStyle w:val="Title"/>
+        <w:rPr>
+          <w:b/>
+          <w:sz w:val="24"/>
+          <w:szCs w:val="24"/>
+        </w:rPr>
+      </w:pPr>
+      <w:r>
+        <w:rPr>
+          <w:b/>
+          <w:sz w:val="24"/>
+          <w:szCs w:val="24"/>
+        </w:rPr>
+        <w:t>Contrato 2026</w:t>
+      </w:r>
+    </w:p>
+    <w:tbl>
+      <w:tblPr>
+        <w:tblStyle w:val="TableGrid"/>
+        <w:tblW w:w="0" w:type="auto"/>
+        <w:tblLook w:val="04A0" w:firstRow="1" w:lastRow="0" w:firstColumn="1" w:lastColumn="0" w:noHBand="0" w:noVBand="1"/>
+      </w:tblPr>
+      <w:tblGrid>
+        <w:gridCol w:w="5303"/>
+        <w:gridCol w:w="5303"/>
+      </w:tblGrid>
+      <w:tr>
+        <w:trPr>
+          <w:trHeight w:val="1003"/>
+        </w:trPr>
+        <w:tc>
+          <w:tcPr>
+            <w:tcW w:w="5303" w:type="dxa"/>
+          </w:tcPr>
+          <w:p>
+            <w:pPr>
+              <w:pStyle w:val="Title"/>
+              <w:rPr>
+                <w:sz w:val="18"/>
+                <w:szCs w:val="18"/>
+              </w:rPr>
+            </w:pPr>
+          </w:p>
+          <w:p>
+            <w:pPr>
+              <w:pStyle w:val="Title"/>
+              <w:rPr>
+                <w:sz w:val="18"/>
+                <w:szCs w:val="18"/>
+              </w:rPr>
+            </w:pPr>
+            <w:r>
+              <w:rPr>
+                <w:sz w:val="18"/>
+                <w:szCs w:val="18"/>
+              </w:rPr>
+              <w:t>(   ) SIM, gostaria d</w:t>
+            </w:r>
+            <w:r>
+              <w:rPr>
+                <w:sz w:val="18"/>
+                <w:szCs w:val="18"/>
+              </w:rPr>
+              <w:t>e renovar meu contrato para 2026</w:t>
+            </w:r>
+            <w:r>
+              <w:rPr>
+                <w:sz w:val="18"/>
+                <w:szCs w:val="18"/>
+              </w:rPr>
+              <w:t>.</w:t>
+            </w:r>
+          </w:p>
+          <w:p>
+            <w:pPr>
+              <w:pStyle w:val="Title"/>
+              <w:rPr>
+                <w:sz w:val="18"/>
+                <w:szCs w:val="18"/>
+              </w:rPr>
+            </w:pPr>
+          </w:p>
+          <w:p>
+            <w:pPr>
+              <w:pStyle w:val="Title"/>
+              <w:rPr>
+                <w:sz w:val="18"/>
+                <w:szCs w:val="18"/>
+              </w:rPr>
+            </w:pPr>
+            <w:r>
+              <w:rPr>
+                <w:sz w:val="18"/>
+                <w:szCs w:val="18"/>
+              </w:rPr>
+              <w:t xml:space="preserve">(   ) Não, </w:t>
+            </w:r>
+            <w:r>
+              <w:rPr>
+                <w:sz w:val="18"/>
+                <w:szCs w:val="18"/>
+              </w:rPr>
+              <w:t>Não irei renovar.</w:t>
+            </w:r>
+          </w:p>
+          <w:p>
+            <w:pPr>
+              <w:pStyle w:val="Title"/>
+              <w:rPr>
+                <w:sz w:val="18"/>
+                <w:szCs w:val="18"/>
+              </w:rPr>
+            </w:pPr>
+          </w:p>
+        </w:tc>
+        <w:tc>
+          <w:tcPr>
+            <w:tcW w:w="5303" w:type="dxa"/>
+          </w:tcPr>
+          <w:p>
+            <w:pPr>
+              <w:pStyle w:val="Title"/>
+              <w:rPr>
+                <w:sz w:val="18"/>
+                <w:szCs w:val="18"/>
+              </w:rPr>
+            </w:pPr>
+          </w:p>
+          <w:p>
+            <w:pPr>
+              <w:pStyle w:val="Title"/>
+              <w:rPr>
+                <w:sz w:val="18"/>
+                <w:szCs w:val="18"/>
+              </w:rPr>
+            </w:pPr>
+            <w:r>
+              <w:rPr>
+                <w:sz w:val="18"/>
+                <w:szCs w:val="18"/>
+              </w:rPr>
+              <w:t>HORÁRIO:</w:t>
+            </w:r>
+            <w:r>
+              <w:rPr>
+                <w:sz w:val="18"/>
+                <w:szCs w:val="18"/>
+              </w:rPr>
+              <w:t xml:space="preserve">  </w:t>
+            </w:r>
+            <w:r>
+              <w:rPr>
+                <w:sz w:val="18"/>
+                <w:szCs w:val="18"/>
+              </w:rPr>
+              <w:t xml:space="preserve">     </w:t>
+            </w:r>
+            <w:r>
+              <w:rPr>
+                <w:sz w:val="18"/>
+                <w:szCs w:val="18"/>
+              </w:rPr>
+              <w:t xml:space="preserve">( </w:t>
+            </w:r>
+            <w:r>
+              <w:rPr>
+                <w:sz w:val="18"/>
+                <w:szCs w:val="18"/>
+              </w:rPr>
+              <w:t xml:space="preserve">  </w:t>
+            </w:r>
+            <w:r>
+              <w:rPr>
+                <w:sz w:val="18"/>
+                <w:szCs w:val="18"/>
+              </w:rPr>
+              <w:t xml:space="preserve"> </w:t>
+            </w:r>
+            <w:r>
+              <w:rPr>
+                <w:sz w:val="18"/>
+                <w:szCs w:val="18"/>
+              </w:rPr>
+              <w:t xml:space="preserve">) MANHÃ  </w:t>
+            </w:r>
+            <w:r>
+              <w:rPr>
+                <w:sz w:val="18"/>
+                <w:szCs w:val="18"/>
+              </w:rPr>
+              <w:t xml:space="preserve"> </w:t>
+            </w:r>
+            <w:r>
+              <w:rPr>
+                <w:sz w:val="18"/>
+                <w:szCs w:val="18"/>
+              </w:rPr>
+              <w:t xml:space="preserve">              </w:t>
+            </w:r>
+            <w:r>
+              <w:rPr>
+                <w:sz w:val="18"/>
+                <w:szCs w:val="18"/>
+              </w:rPr>
+              <w:t xml:space="preserve"> (     ) TARDE      </w:t>
+            </w:r>
+            <w:r>
+              <w:rPr>
+                <w:sz w:val="18"/>
+                <w:szCs w:val="18"/>
+              </w:rPr>
+              <w:t xml:space="preserve">  </w:t>
+            </w:r>
+            <w:r>
+              <w:rPr>
+                <w:sz w:val="18"/>
+                <w:szCs w:val="18"/>
+              </w:rPr>
+              <w:t xml:space="preserve">               </w:t>
+            </w:r>
+            <w:r>
+              <w:rPr>
+                <w:sz w:val="18"/>
+                <w:szCs w:val="18"/>
+              </w:rPr>
+              <w:t xml:space="preserve"> </w:t>
+            </w:r>
+            <w:r>
+              <w:rPr>
+                <w:sz w:val="18"/>
+                <w:szCs w:val="18"/>
+              </w:rPr>
+              <w:t xml:space="preserve">(     ) INTEGRAL     </w:t>
+            </w:r>
+          </w:p>
+          <w:p>
+            <w:pPr>
+              <w:pStyle w:val="Title"/>
+              <w:rPr>
+                <w:sz w:val="18"/>
+                <w:szCs w:val="18"/>
+              </w:rPr>
+            </w:pPr>
+          </w:p>
+          <w:p>
+            <w:pPr>
+              <w:pStyle w:val="Title"/>
+              <w:rPr>
+                <w:sz w:val="18"/>
+                <w:szCs w:val="18"/>
+              </w:rPr>
+            </w:pPr>
+            <w:r>
+              <w:rPr>
+                <w:sz w:val="18"/>
+                <w:szCs w:val="18"/>
+              </w:rPr>
+              <w:t xml:space="preserve">              </w:t>
+            </w:r>
+            <w:r>
+              <w:rPr>
+                <w:sz w:val="18"/>
+                <w:szCs w:val="18"/>
+              </w:rPr>
+              <w:t xml:space="preserve">               </w:t>
+            </w:r>
+            <w:r>
+              <w:rPr>
+                <w:sz w:val="18"/>
+                <w:szCs w:val="18"/>
+              </w:rPr>
+              <w:t xml:space="preserve">  (    ) SÓ IDA  </w:t>
+            </w:r>
+            <w:r>
+              <w:rPr>
+                <w:sz w:val="18"/>
+                <w:szCs w:val="18"/>
+              </w:rPr>
+              <w:t xml:space="preserve">                  </w:t>
+            </w:r>
+            <w:r>
+              <w:rPr>
+                <w:sz w:val="18"/>
+                <w:szCs w:val="18"/>
+              </w:rPr>
+              <w:t xml:space="preserve"> (     ) SÓ VOLTA </w:t>
+            </w:r>
+            <w:r>
+              <w:rPr>
+                <w:sz w:val="18"/>
+                <w:szCs w:val="18"/>
+              </w:rPr>
+              <w:t xml:space="preserve">  </w:t>
+            </w:r>
+            <w:r>
+              <w:rPr>
+                <w:sz w:val="18"/>
+                <w:szCs w:val="18"/>
+              </w:rPr>
+              <w:t xml:space="preserve">              </w:t>
+            </w:r>
+            <w:r>
+              <w:rPr>
+                <w:sz w:val="18"/>
+                <w:szCs w:val="18"/>
+              </w:rPr>
+              <w:t xml:space="preserve"> (     )</w:t>
+            </w:r>
+            <w:r>
+              <w:rPr>
+                <w:sz w:val="18"/>
+                <w:szCs w:val="18"/>
+              </w:rPr>
+              <w:t xml:space="preserve"> </w:t>
+            </w:r>
+            <w:r>
+              <w:rPr>
+                <w:sz w:val="18"/>
+                <w:szCs w:val="18"/>
+              </w:rPr>
+              <w:t xml:space="preserve">IDA E VOLTA </w:t>
+            </w:r>
+          </w:p>
+        </w:tc>
+      </w:tr>
+    </w:tbl>
+    <w:p>
+      <w:pPr>
+        <w:pStyle w:val="Title"/>
+        <w:rPr>
           <w:sz w:val="18"/>
           <w:szCs w:val="18"/>
-        </w:rPr>
-      </w:pPr>
-      <w:r>
+          <w:u w:val="single"/>
+        </w:rPr>
+      </w:pPr>
+    </w:p>
+    <w:p>
+      <w:pPr>
+        <w:spacing w:after="0" w:line="360" w:lineRule="auto"/>
+        <w:ind w:left="1416" w:hanging="1416"/>
+        <w:jc w:val="center"/>
         <w:rPr>
           <w:rFonts w:ascii="Tahoma" w:hAnsi="Tahoma" w:cs="Tahoma"/>
           <w:sz w:val="18"/>
           <w:szCs w:val="18"/>
-        </w:rPr>
-        <w:t>HORÁRIO:</w:t>
-      </w:r>
-      <w:proofErr w:type="gramStart"/>
+          <w:u w:val="single"/>
+        </w:rPr>
+      </w:pPr>
       <w:r>
         <w:rPr>
           <w:rFonts w:ascii="Tahoma" w:hAnsi="Tahoma" w:cs="Tahoma"/>
           <w:sz w:val="18"/>
           <w:szCs w:val="18"/>
-        </w:rPr>
-        <w:t xml:space="preserve">  </w:t>
-      </w:r>
-      <w:proofErr w:type="gramEnd"/>
-      <w:r>
-        <w:rPr>
-          <w:rFonts w:ascii="Tahoma" w:hAnsi="Tahoma" w:cs="Tahoma"/>
-          <w:sz w:val="18"/>
-          <w:szCs w:val="18"/>
-        </w:rPr>
-        <w:t>(</w:t>
-      </w:r>
-      <w:r>
-        <w:rPr>
-          <w:rFonts w:ascii="Tahoma" w:hAnsi="Tahoma" w:cs="Tahoma"/>
-          <w:sz w:val="18"/>
-          <w:szCs w:val="18"/>
-        </w:rPr>
-        <w:t xml:space="preserve">) MANHÃ   (     ) TARDE      (     ) INTEGRAL     </w:t>
+          <w:u w:val="single"/>
+        </w:rPr>
+        <w:t>atencaodevedor</w:t>
       </w:r>
     </w:p>
     <w:p>
       <w:pPr>
-        <w:spacing w:line="240" w:lineRule="auto"/>
-        <w:jc w:val="both"/>
+        <w:spacing w:after="0" w:line="360" w:lineRule="auto"/>
+        <w:jc w:val="center"/>
         <w:rPr>
           <w:rFonts w:ascii="Tahoma" w:hAnsi="Tahoma" w:cs="Tahoma"/>
           <w:sz w:val="18"/>
           <w:szCs w:val="18"/>
+          <w:u w:val="single"/>
         </w:rPr>
       </w:pPr>
       <w:r>
@@ -1651,31 +1785,15 @@
           <w:rFonts w:ascii="Tahoma" w:hAnsi="Tahoma" w:cs="Tahoma"/>
           <w:sz w:val="18"/>
           <w:szCs w:val="18"/>
-        </w:rPr>
-        <w:t xml:space="preserve">SÓ IDA </w:t>
-      </w:r>
-      <w:proofErr w:type="gramStart"/>
-      <w:r>
-        <w:rPr>
-          <w:rFonts w:ascii="Tahoma" w:hAnsi="Tahoma" w:cs="Tahoma"/>
-          <w:sz w:val="18"/>
-          <w:szCs w:val="18"/>
-        </w:rPr>
-        <w:t xml:space="preserve">(    </w:t>
-      </w:r>
-      <w:proofErr w:type="gramEnd"/>
-      <w:r>
-        <w:rPr>
-          <w:rFonts w:ascii="Tahoma" w:hAnsi="Tahoma" w:cs="Tahoma"/>
-          <w:sz w:val="18"/>
-          <w:szCs w:val="18"/>
-        </w:rPr>
-        <w:t>)      SÓ VOLTA (    )      IDA E VOLTA (    )</w:t>
+          <w:u w:val="single"/>
+        </w:rPr>
+        <w:t>devedormensagem</w:t>
       </w:r>
     </w:p>
     <w:p>
       <w:pPr>
-        <w:spacing w:after="0" w:line="240" w:lineRule="auto"/>
+        <w:spacing w:after="0" w:line="360" w:lineRule="auto"/>
+        <w:jc w:val="center"/>
         <w:rPr>
           <w:rFonts w:ascii="Tahoma" w:hAnsi="Tahoma" w:cs="Tahoma"/>
           <w:sz w:val="18"/>
@@ -1683,143 +1801,24 @@
           <w:u w:val="single"/>
         </w:rPr>
       </w:pPr>
-    </w:p>
-    <w:p>
-      <w:pPr>
-        <w:spacing w:after="0" w:line="360" w:lineRule="auto"/>
-        <w:ind w:left="1416" w:hanging="1416"/>
-        <w:jc w:val="center"/>
+      <w:r>
         <w:rPr>
           <w:rFonts w:ascii="Tahoma" w:hAnsi="Tahoma" w:cs="Tahoma"/>
           <w:sz w:val="18"/>
           <w:szCs w:val="18"/>
           <w:u w:val="single"/>
         </w:rPr>
-      </w:pPr>
-      <w:proofErr w:type="spellStart"/>
-      <w:proofErr w:type="gramStart"/>
-      <w:r>
-        <w:rPr>
-          <w:rFonts w:ascii="Tahoma" w:hAnsi="Tahoma" w:cs="Tahoma"/>
-          <w:sz w:val="18"/>
-          <w:szCs w:val="18"/>
-          <w:u w:val="single"/>
-        </w:rPr>
-        <w:t>atencaodevedor</w:t>
-      </w:r>
-      <w:proofErr w:type="spellEnd"/>
-      <w:proofErr w:type="gramEnd"/>
-    </w:p>
-    <w:p>
-      <w:pPr>
-        <w:spacing w:after="0" w:line="360" w:lineRule="auto"/>
-        <w:jc w:val="center"/>
-        <w:rPr>
-          <w:rFonts w:ascii="Tahoma" w:hAnsi="Tahoma" w:cs="Tahoma"/>
-          <w:sz w:val="18"/>
-          <w:szCs w:val="18"/>
-          <w:u w:val="single"/>
-        </w:rPr>
-      </w:pPr>
-      <w:proofErr w:type="spellStart"/>
-      <w:proofErr w:type="gramStart"/>
-      <w:r>
-        <w:rPr>
-          <w:rFonts w:ascii="Tahoma" w:hAnsi="Tahoma" w:cs="Tahoma"/>
-          <w:sz w:val="18"/>
-          <w:szCs w:val="18"/>
-          <w:u w:val="single"/>
-        </w:rPr>
-        <w:t>devedormensagem</w:t>
-      </w:r>
-      <w:proofErr w:type="spellEnd"/>
-      <w:proofErr w:type="gramEnd"/>
-    </w:p>
-    <w:p>
-      <w:pPr>
-        <w:spacing w:after="0" w:line="360" w:lineRule="auto"/>
-        <w:jc w:val="center"/>
-        <w:rPr>
-          <w:rFonts w:ascii="Tahoma" w:hAnsi="Tahoma" w:cs="Tahoma"/>
-          <w:sz w:val="18"/>
-          <w:szCs w:val="18"/>
-          <w:u w:val="single"/>
-        </w:rPr>
-      </w:pPr>
-      <w:proofErr w:type="spellStart"/>
-      <w:proofErr w:type="gramStart"/>
-      <w:r>
-        <w:rPr>
-          <w:rFonts w:ascii="Tahoma" w:hAnsi="Tahoma" w:cs="Tahoma"/>
-          <w:sz w:val="18"/>
-          <w:szCs w:val="18"/>
-          <w:u w:val="single"/>
-        </w:rPr>
         <w:t>finalmensagem</w:t>
-      </w:r>
-      <w:proofErr w:type="spellEnd"/>
-      <w:proofErr w:type="gramEnd"/>
-    </w:p>
-    <w:p>
-      <w:pPr>
-        <w:spacing w:after="0" w:line="360" w:lineRule="auto"/>
-        <w:jc w:val="center"/>
-        <w:rPr>
-          <w:rFonts w:ascii="Tahoma" w:hAnsi="Tahoma" w:cs="Tahoma"/>
-          <w:sz w:val="18"/>
-          <w:szCs w:val="18"/>
-          <w:u w:val="single"/>
-        </w:rPr>
-      </w:pPr>
-    </w:p>
-    <w:p>
-      <w:pPr>
-        <w:spacing w:after="0" w:line="360" w:lineRule="auto"/>
-        <w:jc w:val="both"/>
-      </w:pPr>
-    </w:p>
-    <w:p>
-      <w:pPr>
-        <w:pStyle w:val="PargrafodaLista"/>
-        <w:numPr>
-          <w:ilvl w:val="0"/>
-          <w:numId w:val="1"/>
-        </w:numPr>
-        <w:spacing w:after="0" w:line="360" w:lineRule="auto"/>
-        <w:jc w:val="both"/>
-        <w:rPr>
-          <w:sz w:val="18"/>
-          <w:szCs w:val="18"/>
-        </w:rPr>
-      </w:pPr>
-      <w:r>
-        <w:rPr>
-          <w:b/>
-          <w:sz w:val="18"/>
-          <w:szCs w:val="18"/>
-        </w:rPr>
-        <w:t>FAVOR VERIFICAR todas as informações</w:t>
-      </w:r>
-      <w:r>
-        <w:rPr>
-          <w:sz w:val="18"/>
-          <w:szCs w:val="18"/>
-        </w:rPr>
-        <w:t>, caso alguma informação esteja incorreta escreva no verso a correção</w:t>
-      </w:r>
-      <w:r>
-        <w:rPr>
-          <w:sz w:val="18"/>
-          <w:szCs w:val="18"/>
-        </w:rPr>
-        <w:t>.</w:t>
       </w:r>
     </w:p>
     <w:p>
       <w:pPr>
         <w:spacing w:after="0" w:line="360" w:lineRule="auto"/>
-        <w:jc w:val="both"/>
-        <w:rPr>
+        <w:jc w:val="center"/>
+        <w:rPr>
+          <w:rFonts w:ascii="Tahoma" w:hAnsi="Tahoma" w:cs="Tahoma"/>
+          <w:sz w:val="18"/>
+          <w:szCs w:val="18"/>
           <w:u w:val="single"/>
         </w:rPr>
       </w:pPr>
@@ -1891,15 +1890,15 @@
         <w:jc w:val="both"/>
         <w:rPr>
           <w:rFonts w:ascii="Tahoma" w:hAnsi="Tahoma" w:cs="Tahoma"/>
-          <w:sz w:val="16"/>
-          <w:szCs w:val="16"/>
+          <w:sz w:val="24"/>
+          <w:szCs w:val="24"/>
         </w:rPr>
       </w:pPr>
       <w:r>
         <w:rPr>
           <w:rFonts w:ascii="Tahoma" w:hAnsi="Tahoma" w:cs="Tahoma"/>
-          <w:sz w:val="16"/>
-          <w:szCs w:val="16"/>
+          <w:sz w:val="24"/>
+          <w:szCs w:val="24"/>
         </w:rPr>
         <w:t xml:space="preserve">Por favor, antes de entregar </w:t>
       </w:r>
@@ -1907,32 +1906,32 @@
         <w:rPr>
           <w:rFonts w:ascii="Tahoma" w:hAnsi="Tahoma" w:cs="Tahoma"/>
           <w:b/>
-          <w:sz w:val="16"/>
-          <w:szCs w:val="16"/>
+          <w:sz w:val="32"/>
+          <w:szCs w:val="32"/>
         </w:rPr>
         <w:t>verifique se TODOS</w:t>
       </w:r>
       <w:r>
         <w:rPr>
           <w:rFonts w:ascii="Tahoma" w:hAnsi="Tahoma" w:cs="Tahoma"/>
-          <w:sz w:val="16"/>
-          <w:szCs w:val="16"/>
+          <w:sz w:val="24"/>
+          <w:szCs w:val="24"/>
         </w:rPr>
         <w:t xml:space="preserve"> os dados da criança e</w:t>
       </w:r>
       <w:r>
         <w:rPr>
           <w:rFonts w:ascii="Tahoma" w:hAnsi="Tahoma" w:cs="Tahoma"/>
-          <w:sz w:val="16"/>
-          <w:szCs w:val="16"/>
+          <w:sz w:val="24"/>
+          <w:szCs w:val="24"/>
         </w:rPr>
         <w:t xml:space="preserve"> do responsável </w:t>
       </w:r>
       <w:r>
         <w:rPr>
           <w:rFonts w:ascii="Tahoma" w:hAnsi="Tahoma" w:cs="Tahoma"/>
-          <w:sz w:val="16"/>
-          <w:szCs w:val="16"/>
+          <w:sz w:val="24"/>
+          <w:szCs w:val="24"/>
         </w:rPr>
         <w:t>estão corretos, caso alguma informação esteja incorreta, favor corrigir.</w:t>
       </w:r>
@@ -1954,8 +1953,8 @@
 </file>
 
 <file path=word/endnotes.xml><?xml version="1.0" encoding="utf-8"?>
-<w:endnotes xmlns:ve="http://schemas.openxmlformats.org/markup-compatibility/2006" xmlns:o="urn:schemas-microsoft-com:office:office" xmlns:r="http://schemas.openxmlformats.org/officeDocument/2006/relationships" xmlns:m="http://schemas.openxmlformats.org/officeDocument/2006/math" xmlns:v="urn:schemas-microsoft-com:vml" xmlns:wp="http://schemas.openxmlformats.org/drawingml/2006/wordprocessingDrawing" xmlns:w10="urn:schemas-microsoft-com:office:word" xmlns:w="http://schemas.openxmlformats.org/wordprocessingml/2006/main" xmlns:wne="http://schemas.microsoft.com/office/word/2006/wordml">
-  <w:endnote w:type="separator" w:id="0">
+<w:endnotes xmlns:wpc="http://schemas.microsoft.com/office/word/2010/wordprocessingCanvas" xmlns:mc="http://schemas.openxmlformats.org/markup-compatibility/2006" xmlns:o="urn:schemas-microsoft-com:office:office" xmlns:r="http://schemas.openxmlformats.org/officeDocument/2006/relationships" xmlns:m="http://schemas.openxmlformats.org/officeDocument/2006/math" xmlns:v="urn:schemas-microsoft-com:vml" xmlns:wp14="http://schemas.microsoft.com/office/word/2010/wordprocessingDrawing" xmlns:wp="http://schemas.openxmlformats.org/drawingml/2006/wordprocessingDrawing" xmlns:w10="urn:schemas-microsoft-com:office:word" xmlns:w="http://schemas.openxmlformats.org/wordprocessingml/2006/main" xmlns:w14="http://schemas.microsoft.com/office/word/2010/wordml" xmlns:w15="http://schemas.microsoft.com/office/word/2012/wordml" xmlns:wpg="http://schemas.microsoft.com/office/word/2010/wordprocessingGroup" xmlns:wpi="http://schemas.microsoft.com/office/word/2010/wordprocessingInk" xmlns:wne="http://schemas.microsoft.com/office/word/2006/wordml" xmlns:wps="http://schemas.microsoft.com/office/word/2010/wordprocessingShape" mc:Ignorable="w14 w15 wp14">
+  <w:endnote w:type="separator" w:id="-1">
     <w:p>
       <w:pPr>
         <w:spacing w:after="0" w:line="240" w:lineRule="auto"/>
@@ -1965,7 +1964,7 @@
       </w:r>
     </w:p>
   </w:endnote>
-  <w:endnote w:type="continuationSeparator" w:id="1">
+  <w:endnote w:type="continuationSeparator" w:id="0">
     <w:p>
       <w:pPr>
         <w:spacing w:after="0" w:line="240" w:lineRule="auto"/>
@@ -1979,8 +1978,8 @@
 </file>
 
 <file path=word/footnotes.xml><?xml version="1.0" encoding="utf-8"?>
-<w:footnotes xmlns:ve="http://schemas.openxmlformats.org/markup-compatibility/2006" xmlns:o="urn:schemas-microsoft-com:office:office" xmlns:r="http://schemas.openxmlformats.org/officeDocument/2006/relationships" xmlns:m="http://schemas.openxmlformats.org/officeDocument/2006/math" xmlns:v="urn:schemas-microsoft-com:vml" xmlns:wp="http://schemas.openxmlformats.org/drawingml/2006/wordprocessingDrawing" xmlns:w10="urn:schemas-microsoft-com:office:word" xmlns:w="http://schemas.openxmlformats.org/wordprocessingml/2006/main" xmlns:wne="http://schemas.microsoft.com/office/word/2006/wordml">
-  <w:footnote w:type="separator" w:id="0">
+<w:footnotes xmlns:wpc="http://schemas.microsoft.com/office/word/2010/wordprocessingCanvas" xmlns:mc="http://schemas.openxmlformats.org/markup-compatibility/2006" xmlns:o="urn:schemas-microsoft-com:office:office" xmlns:r="http://schemas.openxmlformats.org/officeDocument/2006/relationships" xmlns:m="http://schemas.openxmlformats.org/officeDocument/2006/math" xmlns:v="urn:schemas-microsoft-com:vml" xmlns:wp14="http://schemas.microsoft.com/office/word/2010/wordprocessingDrawing" xmlns:wp="http://schemas.openxmlformats.org/drawingml/2006/wordprocessingDrawing" xmlns:w10="urn:schemas-microsoft-com:office:word" xmlns:w="http://schemas.openxmlformats.org/wordprocessingml/2006/main" xmlns:w14="http://schemas.microsoft.com/office/word/2010/wordml" xmlns:w15="http://schemas.microsoft.com/office/word/2012/wordml" xmlns:wpg="http://schemas.microsoft.com/office/word/2010/wordprocessingGroup" xmlns:wpi="http://schemas.microsoft.com/office/word/2010/wordprocessingInk" xmlns:wne="http://schemas.microsoft.com/office/word/2006/wordml" xmlns:wps="http://schemas.microsoft.com/office/word/2010/wordprocessingShape" mc:Ignorable="w14 w15 wp14">
+  <w:footnote w:type="separator" w:id="-1">
     <w:p>
       <w:pPr>
         <w:spacing w:after="0" w:line="240" w:lineRule="auto"/>
@@ -1990,7 +1989,7 @@
       </w:r>
     </w:p>
   </w:footnote>
-  <w:footnote w:type="continuationSeparator" w:id="1">
+  <w:footnote w:type="continuationSeparator" w:id="0">
     <w:p>
       <w:pPr>
         <w:spacing w:after="0" w:line="240" w:lineRule="auto"/>
@@ -2004,7 +2003,7 @@
 </file>
 
 <file path=word/numbering.xml><?xml version="1.0" encoding="utf-8"?>
-<w:numbering xmlns:ve="http://schemas.openxmlformats.org/markup-compatibility/2006" xmlns:o="urn:schemas-microsoft-com:office:office" xmlns:r="http://schemas.openxmlformats.org/officeDocument/2006/relationships" xmlns:m="http://schemas.openxmlformats.org/officeDocument/2006/math" xmlns:v="urn:schemas-microsoft-com:vml" xmlns:wp="http://schemas.openxmlformats.org/drawingml/2006/wordprocessingDrawing" xmlns:w10="urn:schemas-microsoft-com:office:word" xmlns:w="http://schemas.openxmlformats.org/wordprocessingml/2006/main" xmlns:wne="http://schemas.microsoft.com/office/word/2006/wordml">
+<w:numbering xmlns:wpc="http://schemas.microsoft.com/office/word/2010/wordprocessingCanvas" xmlns:mc="http://schemas.openxmlformats.org/markup-compatibility/2006" xmlns:o="urn:schemas-microsoft-com:office:office" xmlns:r="http://schemas.openxmlformats.org/officeDocument/2006/relationships" xmlns:m="http://schemas.openxmlformats.org/officeDocument/2006/math" xmlns:v="urn:schemas-microsoft-com:vml" xmlns:wp14="http://schemas.microsoft.com/office/word/2010/wordprocessingDrawing" xmlns:wp="http://schemas.openxmlformats.org/drawingml/2006/wordprocessingDrawing" xmlns:w10="urn:schemas-microsoft-com:office:word" xmlns:w="http://schemas.openxmlformats.org/wordprocessingml/2006/main" xmlns:w14="http://schemas.microsoft.com/office/word/2010/wordml" xmlns:w15="http://schemas.microsoft.com/office/word/2012/wordml" xmlns:wpg="http://schemas.microsoft.com/office/word/2010/wordprocessingGroup" xmlns:wpi="http://schemas.microsoft.com/office/word/2010/wordprocessingInk" xmlns:wne="http://schemas.microsoft.com/office/word/2006/wordml" xmlns:wps="http://schemas.microsoft.com/office/word/2010/wordprocessingShape" mc:Ignorable="w14 w15 wp14">
   <w:abstractNum w:abstractNumId="0">
     <w:nsid w:val="2FA05028"/>
     <w:multiLevelType w:val="hybridMultilevel"/>
@@ -2124,7 +2123,7 @@
 </file>
 
 <file path=word/styles.xml><?xml version="1.0" encoding="utf-8"?>
-<w:styles xmlns:r="http://schemas.openxmlformats.org/officeDocument/2006/relationships" xmlns:w="http://schemas.openxmlformats.org/wordprocessingml/2006/main">
+<w:styles xmlns:mc="http://schemas.openxmlformats.org/markup-compatibility/2006" xmlns:r="http://schemas.openxmlformats.org/officeDocument/2006/relationships" xmlns:w="http://schemas.openxmlformats.org/wordprocessingml/2006/main" xmlns:w14="http://schemas.microsoft.com/office/word/2010/wordml" xmlns:w15="http://schemas.microsoft.com/office/word/2012/wordml" mc:Ignorable="w14 w15">
   <w:docDefaults>
     <w:rPrDefault>
       <w:rPr>
@@ -2140,162 +2139,395 @@
       </w:pPr>
     </w:pPrDefault>
   </w:docDefaults>
-  <w:latentStyles w:defLockedState="0" w:defUIPriority="99" w:defSemiHidden="1" w:defUnhideWhenUsed="1" w:defQFormat="0" w:count="267">
-    <w:lsdException w:name="Normal" w:semiHidden="0" w:uiPriority="0" w:unhideWhenUsed="0" w:qFormat="1"/>
-    <w:lsdException w:name="heading 1" w:semiHidden="0" w:uiPriority="9" w:unhideWhenUsed="0" w:qFormat="1"/>
-    <w:lsdException w:name="heading 2" w:uiPriority="9" w:qFormat="1"/>
-    <w:lsdException w:name="heading 3" w:uiPriority="9" w:qFormat="1"/>
-    <w:lsdException w:name="heading 4" w:uiPriority="9" w:qFormat="1"/>
-    <w:lsdException w:name="heading 5" w:uiPriority="9" w:qFormat="1"/>
-    <w:lsdException w:name="heading 6" w:uiPriority="9" w:qFormat="1"/>
-    <w:lsdException w:name="heading 7" w:uiPriority="9" w:qFormat="1"/>
-    <w:lsdException w:name="heading 8" w:uiPriority="9" w:qFormat="1"/>
-    <w:lsdException w:name="heading 9" w:uiPriority="9" w:qFormat="1"/>
-    <w:lsdException w:name="toc 1" w:uiPriority="39"/>
-    <w:lsdException w:name="toc 2" w:uiPriority="39"/>
-    <w:lsdException w:name="toc 3" w:uiPriority="39"/>
-    <w:lsdException w:name="toc 4" w:uiPriority="39"/>
-    <w:lsdException w:name="toc 5" w:uiPriority="39"/>
-    <w:lsdException w:name="toc 6" w:uiPriority="39"/>
-    <w:lsdException w:name="toc 7" w:uiPriority="39"/>
-    <w:lsdException w:name="toc 8" w:uiPriority="39"/>
-    <w:lsdException w:name="toc 9" w:uiPriority="39"/>
-    <w:lsdException w:name="caption" w:uiPriority="35" w:qFormat="1"/>
-    <w:lsdException w:name="Title" w:semiHidden="0" w:uiPriority="10" w:unhideWhenUsed="0" w:qFormat="1"/>
-    <w:lsdException w:name="Default Paragraph Font" w:uiPriority="1"/>
-    <w:lsdException w:name="Subtitle" w:semiHidden="0" w:uiPriority="11" w:unhideWhenUsed="0" w:qFormat="1"/>
-    <w:lsdException w:name="Strong" w:semiHidden="0" w:uiPriority="22" w:unhideWhenUsed="0" w:qFormat="1"/>
-    <w:lsdException w:name="Emphasis" w:semiHidden="0" w:uiPriority="20" w:unhideWhenUsed="0" w:qFormat="1"/>
+  <w:latentStyles w:defLockedState="0" w:defUIPriority="99" w:defSemiHidden="0" w:defUnhideWhenUsed="0" w:defQFormat="0" w:count="371">
+    <w:lsdException w:name="Normal" w:uiPriority="0" w:qFormat="1"/>
+    <w:lsdException w:name="heading 1" w:uiPriority="9" w:qFormat="1"/>
+    <w:lsdException w:name="heading 2" w:semiHidden="1" w:uiPriority="9" w:unhideWhenUsed="1" w:qFormat="1"/>
+    <w:lsdException w:name="heading 3" w:semiHidden="1" w:uiPriority="9" w:unhideWhenUsed="1" w:qFormat="1"/>
+    <w:lsdException w:name="heading 4" w:semiHidden="1" w:uiPriority="9" w:unhideWhenUsed="1" w:qFormat="1"/>
+    <w:lsdException w:name="heading 5" w:semiHidden="1" w:uiPriority="9" w:unhideWhenUsed="1" w:qFormat="1"/>
+    <w:lsdException w:name="heading 6" w:semiHidden="1" w:uiPriority="9" w:unhideWhenUsed="1" w:qFormat="1"/>
+    <w:lsdException w:name="heading 7" w:semiHidden="1" w:uiPriority="9" w:unhideWhenUsed="1" w:qFormat="1"/>
+    <w:lsdException w:name="heading 8" w:semiHidden="1" w:uiPriority="9" w:unhideWhenUsed="1" w:qFormat="1"/>
+    <w:lsdException w:name="heading 9" w:semiHidden="1" w:uiPriority="9" w:unhideWhenUsed="1" w:qFormat="1"/>
+    <w:lsdException w:name="index 1" w:semiHidden="1" w:unhideWhenUsed="1"/>
+    <w:lsdException w:name="index 2" w:semiHidden="1" w:unhideWhenUsed="1"/>
+    <w:lsdException w:name="index 3" w:semiHidden="1" w:unhideWhenUsed="1"/>
+    <w:lsdException w:name="index 4" w:semiHidden="1" w:unhideWhenUsed="1"/>
+    <w:lsdException w:name="index 5" w:semiHidden="1" w:unhideWhenUsed="1"/>
+    <w:lsdException w:name="index 6" w:semiHidden="1" w:unhideWhenUsed="1"/>
+    <w:lsdException w:name="index 7" w:semiHidden="1" w:unhideWhenUsed="1"/>
+    <w:lsdException w:name="index 8" w:semiHidden="1" w:unhideWhenUsed="1"/>
+    <w:lsdException w:name="index 9" w:semiHidden="1" w:unhideWhenUsed="1"/>
+    <w:lsdException w:name="toc 1" w:semiHidden="1" w:uiPriority="39" w:unhideWhenUsed="1"/>
+    <w:lsdException w:name="toc 2" w:semiHidden="1" w:uiPriority="39" w:unhideWhenUsed="1"/>
+    <w:lsdException w:name="toc 3" w:semiHidden="1" w:uiPriority="39" w:unhideWhenUsed="1"/>
+    <w:lsdException w:name="toc 4" w:semiHidden="1" w:uiPriority="39" w:unhideWhenUsed="1"/>
+    <w:lsdException w:name="toc 5" w:semiHidden="1" w:uiPriority="39" w:unhideWhenUsed="1"/>
+    <w:lsdException w:name="toc 6" w:semiHidden="1" w:uiPriority="39" w:unhideWhenUsed="1"/>
+    <w:lsdException w:name="toc 7" w:semiHidden="1" w:uiPriority="39" w:unhideWhenUsed="1"/>
+    <w:lsdException w:name="toc 8" w:semiHidden="1" w:uiPriority="39" w:unhideWhenUsed="1"/>
+    <w:lsdException w:name="toc 9" w:semiHidden="1" w:uiPriority="39" w:unhideWhenUsed="1"/>
+    <w:lsdException w:name="Normal Indent" w:semiHidden="1" w:unhideWhenUsed="1"/>
+    <w:lsdException w:name="footnote text" w:semiHidden="1" w:unhideWhenUsed="1"/>
+    <w:lsdException w:name="annotation text" w:semiHidden="1" w:unhideWhenUsed="1"/>
+    <w:lsdException w:name="header" w:semiHidden="1" w:unhideWhenUsed="1"/>
+    <w:lsdException w:name="footer" w:semiHidden="1" w:unhideWhenUsed="1"/>
+    <w:lsdException w:name="index heading" w:semiHidden="1" w:unhideWhenUsed="1"/>
+    <w:lsdException w:name="caption" w:semiHidden="1" w:uiPriority="35" w:unhideWhenUsed="1" w:qFormat="1"/>
+    <w:lsdException w:name="table of figures" w:semiHidden="1" w:unhideWhenUsed="1"/>
+    <w:lsdException w:name="envelope address" w:semiHidden="1" w:unhideWhenUsed="1"/>
+    <w:lsdException w:name="envelope return" w:semiHidden="1" w:unhideWhenUsed="1"/>
+    <w:lsdException w:name="footnote reference" w:semiHidden="1" w:unhideWhenUsed="1"/>
+    <w:lsdException w:name="annotation reference" w:semiHidden="1" w:unhideWhenUsed="1"/>
+    <w:lsdException w:name="line number" w:semiHidden="1" w:unhideWhenUsed="1"/>
+    <w:lsdException w:name="page number" w:semiHidden="1" w:unhideWhenUsed="1"/>
+    <w:lsdException w:name="endnote reference" w:semiHidden="1" w:unhideWhenUsed="1"/>
+    <w:lsdException w:name="endnote text" w:semiHidden="1" w:unhideWhenUsed="1"/>
+    <w:lsdException w:name="table of authorities" w:semiHidden="1" w:unhideWhenUsed="1"/>
+    <w:lsdException w:name="macro" w:semiHidden="1" w:unhideWhenUsed="1"/>
+    <w:lsdException w:name="toa heading" w:semiHidden="1" w:unhideWhenUsed="1"/>
+    <w:lsdException w:name="List" w:semiHidden="1" w:unhideWhenUsed="1"/>
+    <w:lsdException w:name="List Bullet" w:semiHidden="1" w:unhideWhenUsed="1"/>
+    <w:lsdException w:name="List Number" w:semiHidden="1" w:unhideWhenUsed="1"/>
+    <w:lsdException w:name="List 2" w:semiHidden="1" w:unhideWhenUsed="1"/>
+    <w:lsdException w:name="List 3" w:semiHidden="1" w:unhideWhenUsed="1"/>
+    <w:lsdException w:name="List 4" w:semiHidden="1" w:unhideWhenUsed="1"/>
+    <w:lsdException w:name="List 5" w:semiHidden="1" w:unhideWhenUsed="1"/>
+    <w:lsdException w:name="List Bullet 2" w:semiHidden="1" w:unhideWhenUsed="1"/>
+    <w:lsdException w:name="List Bullet 3" w:semiHidden="1" w:unhideWhenUsed="1"/>
+    <w:lsdException w:name="List Bullet 4" w:semiHidden="1" w:unhideWhenUsed="1"/>
+    <w:lsdException w:name="List Bullet 5" w:semiHidden="1" w:unhideWhenUsed="1"/>
+    <w:lsdException w:name="List Number 2" w:semiHidden="1" w:unhideWhenUsed="1"/>
+    <w:lsdException w:name="List Number 3" w:semiHidden="1" w:unhideWhenUsed="1"/>
+    <w:lsdException w:name="List Number 4" w:semiHidden="1" w:unhideWhenUsed="1"/>
+    <w:lsdException w:name="List Number 5" w:semiHidden="1" w:unhideWhenUsed="1"/>
+    <w:lsdException w:name="Title" w:uiPriority="10" w:qFormat="1"/>
+    <w:lsdException w:name="Closing" w:semiHidden="1" w:unhideWhenUsed="1"/>
+    <w:lsdException w:name="Signature" w:semiHidden="1" w:unhideWhenUsed="1"/>
+    <w:lsdException w:name="Default Paragraph Font" w:semiHidden="1" w:uiPriority="1" w:unhideWhenUsed="1"/>
+    <w:lsdException w:name="Body Text" w:semiHidden="1" w:unhideWhenUsed="1"/>
+    <w:lsdException w:name="Body Text Indent" w:semiHidden="1" w:unhideWhenUsed="1"/>
+    <w:lsdException w:name="List Continue" w:semiHidden="1" w:unhideWhenUsed="1"/>
+    <w:lsdException w:name="List Continue 2" w:semiHidden="1" w:unhideWhenUsed="1"/>
+    <w:lsdException w:name="List Continue 3" w:semiHidden="1" w:unhideWhenUsed="1"/>
+    <w:lsdException w:name="List Continue 4" w:semiHidden="1" w:unhideWhenUsed="1"/>
+    <w:lsdException w:name="List Continue 5" w:semiHidden="1" w:unhideWhenUsed="1"/>
+    <w:lsdException w:name="Message Header" w:semiHidden="1" w:unhideWhenUsed="1"/>
+    <w:lsdException w:name="Subtitle" w:uiPriority="11" w:qFormat="1"/>
+    <w:lsdException w:name="Salutation" w:semiHidden="1" w:unhideWhenUsed="1"/>
+    <w:lsdException w:name="Date" w:semiHidden="1" w:unhideWhenUsed="1"/>
+    <w:lsdException w:name="Body Text First Indent" w:semiHidden="1" w:unhideWhenUsed="1"/>
+    <w:lsdException w:name="Body Text First Indent 2" w:semiHidden="1" w:unhideWhenUsed="1"/>
+    <w:lsdException w:name="Note Heading" w:semiHidden="1" w:unhideWhenUsed="1"/>
+    <w:lsdException w:name="Body Text 2" w:semiHidden="1" w:unhideWhenUsed="1"/>
+    <w:lsdException w:name="Body Text 3" w:semiHidden="1" w:unhideWhenUsed="1"/>
+    <w:lsdException w:name="Body Text Indent 2" w:semiHidden="1" w:unhideWhenUsed="1"/>
+    <w:lsdException w:name="Body Text Indent 3" w:semiHidden="1" w:unhideWhenUsed="1"/>
+    <w:lsdException w:name="Block Text" w:semiHidden="1" w:unhideWhenUsed="1"/>
+    <w:lsdException w:name="Hyperlink" w:semiHidden="1" w:unhideWhenUsed="1"/>
+    <w:lsdException w:name="FollowedHyperlink" w:semiHidden="1" w:unhideWhenUsed="1"/>
+    <w:lsdException w:name="Strong" w:uiPriority="22" w:qFormat="1"/>
+    <w:lsdException w:name="Emphasis" w:uiPriority="20" w:qFormat="1"/>
+    <w:lsdException w:name="Document Map" w:semiHidden="1" w:unhideWhenUsed="1"/>
+    <w:lsdException w:name="Plain Text" w:semiHidden="1" w:unhideWhenUsed="1"/>
+    <w:lsdException w:name="E-mail Signature" w:semiHidden="1" w:unhideWhenUsed="1"/>
+    <w:lsdException w:name="HTML Top of Form" w:semiHidden="1" w:unhideWhenUsed="1"/>
+    <w:lsdException w:name="HTML Bottom of Form" w:semiHidden="1" w:unhideWhenUsed="1"/>
+    <w:lsdException w:name="Normal (Web)" w:semiHidden="1" w:unhideWhenUsed="1"/>
+    <w:lsdException w:name="HTML Acronym" w:semiHidden="1" w:unhideWhenUsed="1"/>
+    <w:lsdException w:name="HTML Address" w:semiHidden="1" w:unhideWhenUsed="1"/>
+    <w:lsdException w:name="HTML Cite" w:semiHidden="1" w:unhideWhenUsed="1"/>
+    <w:lsdException w:name="HTML Code" w:semiHidden="1" w:unhideWhenUsed="1"/>
+    <w:lsdException w:name="HTML Definition" w:semiHidden="1" w:unhideWhenUsed="1"/>
+    <w:lsdException w:name="HTML Keyboard" w:semiHidden="1" w:unhideWhenUsed="1"/>
+    <w:lsdException w:name="HTML Preformatted" w:semiHidden="1" w:unhideWhenUsed="1"/>
+    <w:lsdException w:name="HTML Sample" w:semiHidden="1" w:unhideWhenUsed="1"/>
+    <w:lsdException w:name="HTML Typewriter" w:semiHidden="1" w:unhideWhenUsed="1"/>
+    <w:lsdException w:name="HTML Variable" w:semiHidden="1" w:unhideWhenUsed="1"/>
+    <w:lsdException w:name="Normal Table" w:semiHidden="1" w:unhideWhenUsed="1"/>
+    <w:lsdException w:name="annotation subject" w:semiHidden="1" w:unhideWhenUsed="1"/>
+    <w:lsdException w:name="No List" w:semiHidden="1" w:unhideWhenUsed="1"/>
+    <w:lsdException w:name="Outline List 1" w:semiHidden="1" w:unhideWhenUsed="1"/>
+    <w:lsdException w:name="Outline List 2" w:semiHidden="1" w:unhideWhenUsed="1"/>
+    <w:lsdException w:name="Outline List 3" w:semiHidden="1" w:unhideWhenUsed="1"/>
+    <w:lsdException w:name="Table Simple 1" w:semiHidden="1" w:unhideWhenUsed="1"/>
+    <w:lsdException w:name="Table Simple 2" w:semiHidden="1" w:unhideWhenUsed="1"/>
+    <w:lsdException w:name="Table Simple 3" w:semiHidden="1" w:unhideWhenUsed="1"/>
+    <w:lsdException w:name="Table Classic 1" w:semiHidden="1" w:unhideWhenUsed="1"/>
+    <w:lsdException w:name="Table Classic 2" w:semiHidden="1" w:unhideWhenUsed="1"/>
+    <w:lsdException w:name="Table Classic 3" w:semiHidden="1" w:unhideWhenUsed="1"/>
+    <w:lsdException w:name="Table Classic 4" w:semiHidden="1" w:unhideWhenUsed="1"/>
+    <w:lsdException w:name="Table Colorful 1" w:semiHidden="1" w:unhideWhenUsed="1"/>
+    <w:lsdException w:name="Table Colorful 2" w:semiHidden="1" w:unhideWhenUsed="1"/>
+    <w:lsdException w:name="Table Colorful 3" w:semiHidden="1" w:unhideWhenUsed="1"/>
+    <w:lsdException w:name="Table Columns 1" w:semiHidden="1" w:unhideWhenUsed="1"/>
+    <w:lsdException w:name="Table Columns 2" w:semiHidden="1" w:unhideWhenUsed="1"/>
+    <w:lsdException w:name="Table Columns 3" w:semiHidden="1" w:unhideWhenUsed="1"/>
+    <w:lsdException w:name="Table Columns 4" w:semiHidden="1" w:unhideWhenUsed="1"/>
+    <w:lsdException w:name="Table Columns 5" w:semiHidden="1" w:unhideWhenUsed="1"/>
+    <w:lsdException w:name="Table Grid 1" w:semiHidden="1" w:unhideWhenUsed="1"/>
+    <w:lsdException w:name="Table Grid 2" w:semiHidden="1" w:unhideWhenUsed="1"/>
+    <w:lsdException w:name="Table Grid 3" w:semiHidden="1" w:unhideWhenUsed="1"/>
+    <w:lsdException w:name="Table Grid 4" w:semiHidden="1" w:unhideWhenUsed="1"/>
+    <w:lsdException w:name="Table Grid 5" w:semiHidden="1" w:unhideWhenUsed="1"/>
+    <w:lsdException w:name="Table Grid 6" w:semiHidden="1" w:unhideWhenUsed="1"/>
+    <w:lsdException w:name="Table Grid 7" w:semiHidden="1" w:unhideWhenUsed="1"/>
+    <w:lsdException w:name="Table Grid 8" w:semiHidden="1" w:unhideWhenUsed="1"/>
+    <w:lsdException w:name="Table List 1" w:semiHidden="1" w:unhideWhenUsed="1"/>
+    <w:lsdException w:name="Table List 2" w:semiHidden="1" w:unhideWhenUsed="1"/>
+    <w:lsdException w:name="Table List 3" w:semiHidden="1" w:unhideWhenUsed="1"/>
+    <w:lsdException w:name="Table List 4" w:semiHidden="1" w:unhideWhenUsed="1"/>
+    <w:lsdException w:name="Table List 5" w:semiHidden="1" w:unhideWhenUsed="1"/>
+    <w:lsdException w:name="Table List 6" w:semiHidden="1" w:unhideWhenUsed="1"/>
+    <w:lsdException w:name="Table List 7" w:semiHidden="1" w:unhideWhenUsed="1"/>
+    <w:lsdException w:name="Table List 8" w:semiHidden="1" w:unhideWhenUsed="1"/>
+    <w:lsdException w:name="Table 3D effects 1" w:semiHidden="1" w:unhideWhenUsed="1"/>
+    <w:lsdException w:name="Table 3D effects 2" w:semiHidden="1" w:unhideWhenUsed="1"/>
+    <w:lsdException w:name="Table 3D effects 3" w:semiHidden="1" w:unhideWhenUsed="1"/>
+    <w:lsdException w:name="Table Contemporary" w:semiHidden="1" w:unhideWhenUsed="1"/>
+    <w:lsdException w:name="Table Elegant" w:semiHidden="1" w:unhideWhenUsed="1"/>
+    <w:lsdException w:name="Table Professional" w:semiHidden="1" w:unhideWhenUsed="1"/>
+    <w:lsdException w:name="Table Subtle 1" w:semiHidden="1" w:unhideWhenUsed="1"/>
+    <w:lsdException w:name="Table Subtle 2" w:semiHidden="1" w:unhideWhenUsed="1"/>
+    <w:lsdException w:name="Table Web 1" w:semiHidden="1" w:unhideWhenUsed="1"/>
+    <w:lsdException w:name="Table Web 2" w:semiHidden="1" w:unhideWhenUsed="1"/>
+    <w:lsdException w:name="Table Web 3" w:semiHidden="1" w:unhideWhenUsed="1"/>
+    <w:lsdException w:name="Balloon Text" w:semiHidden="1" w:unhideWhenUsed="1"/>
     <w:lsdException w:name="Table Grid" w:uiPriority="59"/>
-    <w:lsdException w:name="Placeholder Text" w:unhideWhenUsed="0"/>
-    <w:lsdException w:name="No Spacing" w:semiHidden="0" w:uiPriority="1" w:unhideWhenUsed="0" w:qFormat="1"/>
-    <w:lsdException w:name="Light Shading" w:semiHidden="0" w:uiPriority="60" w:unhideWhenUsed="0"/>
-    <w:lsdException w:name="Light List" w:semiHidden="0" w:uiPriority="61" w:unhideWhenUsed="0"/>
-    <w:lsdException w:name="Light Grid" w:semiHidden="0" w:uiPriority="62" w:unhideWhenUsed="0"/>
-    <w:lsdException w:name="Medium Shading 1" w:semiHidden="0" w:uiPriority="63" w:unhideWhenUsed="0"/>
-    <w:lsdException w:name="Medium Shading 2" w:semiHidden="0" w:uiPriority="64" w:unhideWhenUsed="0"/>
-    <w:lsdException w:name="Medium List 1" w:semiHidden="0" w:uiPriority="65" w:unhideWhenUsed="0"/>
-    <w:lsdException w:name="Medium List 2" w:semiHidden="0" w:uiPriority="66" w:unhideWhenUsed="0"/>
-    <w:lsdException w:name="Medium Grid 1" w:semiHidden="0" w:uiPriority="67" w:unhideWhenUsed="0"/>
-    <w:lsdException w:name="Medium Grid 2" w:semiHidden="0" w:uiPriority="68" w:unhideWhenUsed="0"/>
-    <w:lsdException w:name="Medium Grid 3" w:semiHidden="0" w:uiPriority="69" w:unhideWhenUsed="0"/>
-    <w:lsdException w:name="Dark List" w:semiHidden="0" w:uiPriority="70" w:unhideWhenUsed="0"/>
-    <w:lsdException w:name="Colorful Shading" w:semiHidden="0" w:uiPriority="71" w:unhideWhenUsed="0"/>
-    <w:lsdException w:name="Colorful List" w:semiHidden="0" w:uiPriority="72" w:unhideWhenUsed="0"/>
-    <w:lsdException w:name="Colorful Grid" w:semiHidden="0" w:uiPriority="73" w:unhideWhenUsed="0"/>
-    <w:lsdException w:name="Light Shading Accent 1" w:semiHidden="0" w:uiPriority="60" w:unhideWhenUsed="0"/>
-    <w:lsdException w:name="Light List Accent 1" w:semiHidden="0" w:uiPriority="61" w:unhideWhenUsed="0"/>
-    <w:lsdException w:name="Light Grid Accent 1" w:semiHidden="0" w:uiPriority="62" w:unhideWhenUsed="0"/>
-    <w:lsdException w:name="Medium Shading 1 Accent 1" w:semiHidden="0" w:uiPriority="63" w:unhideWhenUsed="0"/>
-    <w:lsdException w:name="Medium Shading 2 Accent 1" w:semiHidden="0" w:uiPriority="64" w:unhideWhenUsed="0"/>
-    <w:lsdException w:name="Medium List 1 Accent 1" w:semiHidden="0" w:uiPriority="65" w:unhideWhenUsed="0"/>
-    <w:lsdException w:name="Revision" w:unhideWhenUsed="0"/>
-    <w:lsdException w:name="List Paragraph" w:semiHidden="0" w:uiPriority="34" w:unhideWhenUsed="0" w:qFormat="1"/>
-    <w:lsdException w:name="Quote" w:semiHidden="0" w:uiPriority="29" w:unhideWhenUsed="0" w:qFormat="1"/>
-    <w:lsdException w:name="Intense Quote" w:semiHidden="0" w:uiPriority="30" w:unhideWhenUsed="0" w:qFormat="1"/>
-    <w:lsdException w:name="Medium List 2 Accent 1" w:semiHidden="0" w:uiPriority="66" w:unhideWhenUsed="0"/>
-    <w:lsdException w:name="Medium Grid 1 Accent 1" w:semiHidden="0" w:uiPriority="67" w:unhideWhenUsed="0"/>
-    <w:lsdException w:name="Medium Grid 2 Accent 1" w:semiHidden="0" w:uiPriority="68" w:unhideWhenUsed="0"/>
-    <w:lsdException w:name="Medium Grid 3 Accent 1" w:semiHidden="0" w:uiPriority="69" w:unhideWhenUsed="0"/>
-    <w:lsdException w:name="Dark List Accent 1" w:semiHidden="0" w:uiPriority="70" w:unhideWhenUsed="0"/>
-    <w:lsdException w:name="Colorful Shading Accent 1" w:semiHidden="0" w:uiPriority="71" w:unhideWhenUsed="0"/>
-    <w:lsdException w:name="Colorful List Accent 1" w:semiHidden="0" w:uiPriority="72" w:unhideWhenUsed="0"/>
-    <w:lsdException w:name="Colorful Grid Accent 1" w:semiHidden="0" w:uiPriority="73" w:unhideWhenUsed="0"/>
-    <w:lsdException w:name="Light Shading Accent 2" w:semiHidden="0" w:uiPriority="60" w:unhideWhenUsed="0"/>
-    <w:lsdException w:name="Light List Accent 2" w:semiHidden="0" w:uiPriority="61" w:unhideWhenUsed="0"/>
-    <w:lsdException w:name="Light Grid Accent 2" w:semiHidden="0" w:uiPriority="62" w:unhideWhenUsed="0"/>
-    <w:lsdException w:name="Medium Shading 1 Accent 2" w:semiHidden="0" w:uiPriority="63" w:unhideWhenUsed="0"/>
-    <w:lsdException w:name="Medium Shading 2 Accent 2" w:semiHidden="0" w:uiPriority="64" w:unhideWhenUsed="0"/>
-    <w:lsdException w:name="Medium List 1 Accent 2" w:semiHidden="0" w:uiPriority="65" w:unhideWhenUsed="0"/>
-    <w:lsdException w:name="Medium List 2 Accent 2" w:semiHidden="0" w:uiPriority="66" w:unhideWhenUsed="0"/>
-    <w:lsdException w:name="Medium Grid 1 Accent 2" w:semiHidden="0" w:uiPriority="67" w:unhideWhenUsed="0"/>
-    <w:lsdException w:name="Medium Grid 2 Accent 2" w:semiHidden="0" w:uiPriority="68" w:unhideWhenUsed="0"/>
-    <w:lsdException w:name="Medium Grid 3 Accent 2" w:semiHidden="0" w:uiPriority="69" w:unhideWhenUsed="0"/>
-    <w:lsdException w:name="Dark List Accent 2" w:semiHidden="0" w:uiPriority="70" w:unhideWhenUsed="0"/>
-    <w:lsdException w:name="Colorful Shading Accent 2" w:semiHidden="0" w:uiPriority="71" w:unhideWhenUsed="0"/>
-    <w:lsdException w:name="Colorful List Accent 2" w:semiHidden="0" w:uiPriority="72" w:unhideWhenUsed="0"/>
-    <w:lsdException w:name="Colorful Grid Accent 2" w:semiHidden="0" w:uiPriority="73" w:unhideWhenUsed="0"/>
-    <w:lsdException w:name="Light Shading Accent 3" w:semiHidden="0" w:uiPriority="60" w:unhideWhenUsed="0"/>
-    <w:lsdException w:name="Light List Accent 3" w:semiHidden="0" w:uiPriority="61" w:unhideWhenUsed="0"/>
-    <w:lsdException w:name="Light Grid Accent 3" w:semiHidden="0" w:uiPriority="62" w:unhideWhenUsed="0"/>
-    <w:lsdException w:name="Medium Shading 1 Accent 3" w:semiHidden="0" w:uiPriority="63" w:unhideWhenUsed="0"/>
-    <w:lsdException w:name="Medium Shading 2 Accent 3" w:semiHidden="0" w:uiPriority="64" w:unhideWhenUsed="0"/>
-    <w:lsdException w:name="Medium List 1 Accent 3" w:semiHidden="0" w:uiPriority="65" w:unhideWhenUsed="0"/>
-    <w:lsdException w:name="Medium List 2 Accent 3" w:semiHidden="0" w:uiPriority="66" w:unhideWhenUsed="0"/>
-    <w:lsdException w:name="Medium Grid 1 Accent 3" w:semiHidden="0" w:uiPriority="67" w:unhideWhenUsed="0"/>
-    <w:lsdException w:name="Medium Grid 2 Accent 3" w:semiHidden="0" w:uiPriority="68" w:unhideWhenUsed="0"/>
-    <w:lsdException w:name="Medium Grid 3 Accent 3" w:semiHidden="0" w:uiPriority="69" w:unhideWhenUsed="0"/>
-    <w:lsdException w:name="Dark List Accent 3" w:semiHidden="0" w:uiPriority="70" w:unhideWhenUsed="0"/>
-    <w:lsdException w:name="Colorful Shading Accent 3" w:semiHidden="0" w:uiPriority="71" w:unhideWhenUsed="0"/>
-    <w:lsdException w:name="Colorful List Accent 3" w:semiHidden="0" w:uiPriority="72" w:unhideWhenUsed="0"/>
-    <w:lsdException w:name="Colorful Grid Accent 3" w:semiHidden="0" w:uiPriority="73" w:unhideWhenUsed="0"/>
-    <w:lsdException w:name="Light Shading Accent 4" w:semiHidden="0" w:uiPriority="60" w:unhideWhenUsed="0"/>
-    <w:lsdException w:name="Light List Accent 4" w:semiHidden="0" w:uiPriority="61" w:unhideWhenUsed="0"/>
-    <w:lsdException w:name="Light Grid Accent 4" w:semiHidden="0" w:uiPriority="62" w:unhideWhenUsed="0"/>
-    <w:lsdException w:name="Medium Shading 1 Accent 4" w:semiHidden="0" w:uiPriority="63" w:unhideWhenUsed="0"/>
-    <w:lsdException w:name="Medium Shading 2 Accent 4" w:semiHidden="0" w:uiPriority="64" w:unhideWhenUsed="0"/>
-    <w:lsdException w:name="Medium List 1 Accent 4" w:semiHidden="0" w:uiPriority="65" w:unhideWhenUsed="0"/>
-    <w:lsdException w:name="Medium List 2 Accent 4" w:semiHidden="0" w:uiPriority="66" w:unhideWhenUsed="0"/>
-    <w:lsdException w:name="Medium Grid 1 Accent 4" w:semiHidden="0" w:uiPriority="67" w:unhideWhenUsed="0"/>
-    <w:lsdException w:name="Medium Grid 2 Accent 4" w:semiHidden="0" w:uiPriority="68" w:unhideWhenUsed="0"/>
-    <w:lsdException w:name="Medium Grid 3 Accent 4" w:semiHidden="0" w:uiPriority="69" w:unhideWhenUsed="0"/>
-    <w:lsdException w:name="Dark List Accent 4" w:semiHidden="0" w:uiPriority="70" w:unhideWhenUsed="0"/>
-    <w:lsdException w:name="Colorful Shading Accent 4" w:semiHidden="0" w:uiPriority="71" w:unhideWhenUsed="0"/>
-    <w:lsdException w:name="Colorful List Accent 4" w:semiHidden="0" w:uiPriority="72" w:unhideWhenUsed="0"/>
-    <w:lsdException w:name="Colorful Grid Accent 4" w:semiHidden="0" w:uiPriority="73" w:unhideWhenUsed="0"/>
-    <w:lsdException w:name="Light Shading Accent 5" w:semiHidden="0" w:uiPriority="60" w:unhideWhenUsed="0"/>
-    <w:lsdException w:name="Light List Accent 5" w:semiHidden="0" w:uiPriority="61" w:unhideWhenUsed="0"/>
-    <w:lsdException w:name="Light Grid Accent 5" w:semiHidden="0" w:uiPriority="62" w:unhideWhenUsed="0"/>
-    <w:lsdException w:name="Medium Shading 1 Accent 5" w:semiHidden="0" w:uiPriority="63" w:unhideWhenUsed="0"/>
-    <w:lsdException w:name="Medium Shading 2 Accent 5" w:semiHidden="0" w:uiPriority="64" w:unhideWhenUsed="0"/>
-    <w:lsdException w:name="Medium List 1 Accent 5" w:semiHidden="0" w:uiPriority="65" w:unhideWhenUsed="0"/>
-    <w:lsdException w:name="Medium List 2 Accent 5" w:semiHidden="0" w:uiPriority="66" w:unhideWhenUsed="0"/>
-    <w:lsdException w:name="Medium Grid 1 Accent 5" w:semiHidden="0" w:uiPriority="67" w:unhideWhenUsed="0"/>
-    <w:lsdException w:name="Medium Grid 2 Accent 5" w:semiHidden="0" w:uiPriority="68" w:unhideWhenUsed="0"/>
-    <w:lsdException w:name="Medium Grid 3 Accent 5" w:semiHidden="0" w:uiPriority="69" w:unhideWhenUsed="0"/>
-    <w:lsdException w:name="Dark List Accent 5" w:semiHidden="0" w:uiPriority="70" w:unhideWhenUsed="0"/>
-    <w:lsdException w:name="Colorful Shading Accent 5" w:semiHidden="0" w:uiPriority="71" w:unhideWhenUsed="0"/>
-    <w:lsdException w:name="Colorful List Accent 5" w:semiHidden="0" w:uiPriority="72" w:unhideWhenUsed="0"/>
-    <w:lsdException w:name="Colorful Grid Accent 5" w:semiHidden="0" w:uiPriority="73" w:unhideWhenUsed="0"/>
-    <w:lsdException w:name="Light Shading Accent 6" w:semiHidden="0" w:uiPriority="60" w:unhideWhenUsed="0"/>
-    <w:lsdException w:name="Light List Accent 6" w:semiHidden="0" w:uiPriority="61" w:unhideWhenUsed="0"/>
-    <w:lsdException w:name="Light Grid Accent 6" w:semiHidden="0" w:uiPriority="62" w:unhideWhenUsed="0"/>
-    <w:lsdException w:name="Medium Shading 1 Accent 6" w:semiHidden="0" w:uiPriority="63" w:unhideWhenUsed="0"/>
-    <w:lsdException w:name="Medium Shading 2 Accent 6" w:semiHidden="0" w:uiPriority="64" w:unhideWhenUsed="0"/>
-    <w:lsdException w:name="Medium List 1 Accent 6" w:semiHidden="0" w:uiPriority="65" w:unhideWhenUsed="0"/>
-    <w:lsdException w:name="Medium List 2 Accent 6" w:semiHidden="0" w:uiPriority="66" w:unhideWhenUsed="0"/>
-    <w:lsdException w:name="Medium Grid 1 Accent 6" w:semiHidden="0" w:uiPriority="67" w:unhideWhenUsed="0"/>
-    <w:lsdException w:name="Medium Grid 2 Accent 6" w:semiHidden="0" w:uiPriority="68" w:unhideWhenUsed="0"/>
-    <w:lsdException w:name="Medium Grid 3 Accent 6" w:semiHidden="0" w:uiPriority="69" w:unhideWhenUsed="0"/>
-    <w:lsdException w:name="Dark List Accent 6" w:semiHidden="0" w:uiPriority="70" w:unhideWhenUsed="0"/>
-    <w:lsdException w:name="Colorful Shading Accent 6" w:semiHidden="0" w:uiPriority="71" w:unhideWhenUsed="0"/>
-    <w:lsdException w:name="Colorful List Accent 6" w:semiHidden="0" w:uiPriority="72" w:unhideWhenUsed="0"/>
-    <w:lsdException w:name="Colorful Grid Accent 6" w:semiHidden="0" w:uiPriority="73" w:unhideWhenUsed="0"/>
-    <w:lsdException w:name="Subtle Emphasis" w:semiHidden="0" w:uiPriority="19" w:unhideWhenUsed="0" w:qFormat="1"/>
-    <w:lsdException w:name="Intense Emphasis" w:semiHidden="0" w:uiPriority="21" w:unhideWhenUsed="0" w:qFormat="1"/>
-    <w:lsdException w:name="Subtle Reference" w:semiHidden="0" w:uiPriority="31" w:unhideWhenUsed="0" w:qFormat="1"/>
-    <w:lsdException w:name="Intense Reference" w:semiHidden="0" w:uiPriority="32" w:unhideWhenUsed="0" w:qFormat="1"/>
-    <w:lsdException w:name="Book Title" w:semiHidden="0" w:uiPriority="33" w:unhideWhenUsed="0" w:qFormat="1"/>
-    <w:lsdException w:name="Bibliography" w:uiPriority="37"/>
-    <w:lsdException w:name="TOC Heading" w:uiPriority="39" w:qFormat="1"/>
+    <w:lsdException w:name="Table Theme" w:semiHidden="1" w:unhideWhenUsed="1"/>
+    <w:lsdException w:name="Placeholder Text" w:semiHidden="1"/>
+    <w:lsdException w:name="No Spacing" w:uiPriority="1" w:qFormat="1"/>
+    <w:lsdException w:name="Light Shading" w:uiPriority="60"/>
+    <w:lsdException w:name="Light List" w:uiPriority="61"/>
+    <w:lsdException w:name="Light Grid" w:uiPriority="62"/>
+    <w:lsdException w:name="Medium Shading 1" w:uiPriority="63"/>
+    <w:lsdException w:name="Medium Shading 2" w:uiPriority="64"/>
+    <w:lsdException w:name="Medium List 1" w:uiPriority="65"/>
+    <w:lsdException w:name="Medium List 2" w:uiPriority="66"/>
+    <w:lsdException w:name="Medium Grid 1" w:uiPriority="67"/>
+    <w:lsdException w:name="Medium Grid 2" w:uiPriority="68"/>
+    <w:lsdException w:name="Medium Grid 3" w:uiPriority="69"/>
+    <w:lsdException w:name="Dark List" w:uiPriority="70"/>
+    <w:lsdException w:name="Colorful Shading" w:uiPriority="71"/>
+    <w:lsdException w:name="Colorful List" w:uiPriority="72"/>
+    <w:lsdException w:name="Colorful Grid" w:uiPriority="73"/>
+    <w:lsdException w:name="Light Shading Accent 1" w:uiPriority="60"/>
+    <w:lsdException w:name="Light List Accent 1" w:uiPriority="61"/>
+    <w:lsdException w:name="Light Grid Accent 1" w:uiPriority="62"/>
+    <w:lsdException w:name="Medium Shading 1 Accent 1" w:uiPriority="63"/>
+    <w:lsdException w:name="Medium Shading 2 Accent 1" w:uiPriority="64"/>
+    <w:lsdException w:name="Medium List 1 Accent 1" w:uiPriority="65"/>
+    <w:lsdException w:name="Revision" w:semiHidden="1"/>
+    <w:lsdException w:name="List Paragraph" w:uiPriority="34" w:qFormat="1"/>
+    <w:lsdException w:name="Quote" w:uiPriority="29" w:qFormat="1"/>
+    <w:lsdException w:name="Intense Quote" w:uiPriority="30" w:qFormat="1"/>
+    <w:lsdException w:name="Medium List 2 Accent 1" w:uiPriority="66"/>
+    <w:lsdException w:name="Medium Grid 1 Accent 1" w:uiPriority="67"/>
+    <w:lsdException w:name="Medium Grid 2 Accent 1" w:uiPriority="68"/>
+    <w:lsdException w:name="Medium Grid 3 Accent 1" w:uiPriority="69"/>
+    <w:lsdException w:name="Dark List Accent 1" w:uiPriority="70"/>
+    <w:lsdException w:name="Colorful Shading Accent 1" w:uiPriority="71"/>
+    <w:lsdException w:name="Colorful List Accent 1" w:uiPriority="72"/>
+    <w:lsdException w:name="Colorful Grid Accent 1" w:uiPriority="73"/>
+    <w:lsdException w:name="Light Shading Accent 2" w:uiPriority="60"/>
+    <w:lsdException w:name="Light List Accent 2" w:uiPriority="61"/>
+    <w:lsdException w:name="Light Grid Accent 2" w:uiPriority="62"/>
+    <w:lsdException w:name="Medium Shading 1 Accent 2" w:uiPriority="63"/>
+    <w:lsdException w:name="Medium Shading 2 Accent 2" w:uiPriority="64"/>
+    <w:lsdException w:name="Medium List 1 Accent 2" w:uiPriority="65"/>
+    <w:lsdException w:name="Medium List 2 Accent 2" w:uiPriority="66"/>
+    <w:lsdException w:name="Medium Grid 1 Accent 2" w:uiPriority="67"/>
+    <w:lsdException w:name="Medium Grid 2 Accent 2" w:uiPriority="68"/>
+    <w:lsdException w:name="Medium Grid 3 Accent 2" w:uiPriority="69"/>
+    <w:lsdException w:name="Dark List Accent 2" w:uiPriority="70"/>
+    <w:lsdException w:name="Colorful Shading Accent 2" w:uiPriority="71"/>
+    <w:lsdException w:name="Colorful List Accent 2" w:uiPriority="72"/>
+    <w:lsdException w:name="Colorful Grid Accent 2" w:uiPriority="73"/>
+    <w:lsdException w:name="Light Shading Accent 3" w:uiPriority="60"/>
+    <w:lsdException w:name="Light List Accent 3" w:uiPriority="61"/>
+    <w:lsdException w:name="Light Grid Accent 3" w:uiPriority="62"/>
+    <w:lsdException w:name="Medium Shading 1 Accent 3" w:uiPriority="63"/>
+    <w:lsdException w:name="Medium Shading 2 Accent 3" w:uiPriority="64"/>
+    <w:lsdException w:name="Medium List 1 Accent 3" w:uiPriority="65"/>
+    <w:lsdException w:name="Medium List 2 Accent 3" w:uiPriority="66"/>
+    <w:lsdException w:name="Medium Grid 1 Accent 3" w:uiPriority="67"/>
+    <w:lsdException w:name="Medium Grid 2 Accent 3" w:uiPriority="68"/>
+    <w:lsdException w:name="Medium Grid 3 Accent 3" w:uiPriority="69"/>
+    <w:lsdException w:name="Dark List Accent 3" w:uiPriority="70"/>
+    <w:lsdException w:name="Colorful Shading Accent 3" w:uiPriority="71"/>
+    <w:lsdException w:name="Colorful List Accent 3" w:uiPriority="72"/>
+    <w:lsdException w:name="Colorful Grid Accent 3" w:uiPriority="73"/>
+    <w:lsdException w:name="Light Shading Accent 4" w:uiPriority="60"/>
+    <w:lsdException w:name="Light List Accent 4" w:uiPriority="61"/>
+    <w:lsdException w:name="Light Grid Accent 4" w:uiPriority="62"/>
+    <w:lsdException w:name="Medium Shading 1 Accent 4" w:uiPriority="63"/>
+    <w:lsdException w:name="Medium Shading 2 Accent 4" w:uiPriority="64"/>
+    <w:lsdException w:name="Medium List 1 Accent 4" w:uiPriority="65"/>
+    <w:lsdException w:name="Medium List 2 Accent 4" w:uiPriority="66"/>
+    <w:lsdException w:name="Medium Grid 1 Accent 4" w:uiPriority="67"/>
+    <w:lsdException w:name="Medium Grid 2 Accent 4" w:uiPriority="68"/>
+    <w:lsdException w:name="Medium Grid 3 Accent 4" w:uiPriority="69"/>
+    <w:lsdException w:name="Dark List Accent 4" w:uiPriority="70"/>
+    <w:lsdException w:name="Colorful Shading Accent 4" w:uiPriority="71"/>
+    <w:lsdException w:name="Colorful List Accent 4" w:uiPriority="72"/>
+    <w:lsdException w:name="Colorful Grid Accent 4" w:uiPriority="73"/>
+    <w:lsdException w:name="Light Shading Accent 5" w:uiPriority="60"/>
+    <w:lsdException w:name="Light List Accent 5" w:uiPriority="61"/>
+    <w:lsdException w:name="Light Grid Accent 5" w:uiPriority="62"/>
+    <w:lsdException w:name="Medium Shading 1 Accent 5" w:uiPriority="63"/>
+    <w:lsdException w:name="Medium Shading 2 Accent 5" w:uiPriority="64"/>
+    <w:lsdException w:name="Medium List 1 Accent 5" w:uiPriority="65"/>
+    <w:lsdException w:name="Medium List 2 Accent 5" w:uiPriority="66"/>
+    <w:lsdException w:name="Medium Grid 1 Accent 5" w:uiPriority="67"/>
+    <w:lsdException w:name="Medium Grid 2 Accent 5" w:uiPriority="68"/>
+    <w:lsdException w:name="Medium Grid 3 Accent 5" w:uiPriority="69"/>
+    <w:lsdException w:name="Dark List Accent 5" w:uiPriority="70"/>
+    <w:lsdException w:name="Colorful Shading Accent 5" w:uiPriority="71"/>
+    <w:lsdException w:name="Colorful List Accent 5" w:uiPriority="72"/>
+    <w:lsdException w:name="Colorful Grid Accent 5" w:uiPriority="73"/>
+    <w:lsdException w:name="Light Shading Accent 6" w:uiPriority="60"/>
+    <w:lsdException w:name="Light List Accent 6" w:uiPriority="61"/>
+    <w:lsdException w:name="Light Grid Accent 6" w:uiPriority="62"/>
+    <w:lsdException w:name="Medium Shading 1 Accent 6" w:uiPriority="63"/>
+    <w:lsdException w:name="Medium Shading 2 Accent 6" w:uiPriority="64"/>
+    <w:lsdException w:name="Medium List 1 Accent 6" w:uiPriority="65"/>
+    <w:lsdException w:name="Medium List 2 Accent 6" w:uiPriority="66"/>
+    <w:lsdException w:name="Medium Grid 1 Accent 6" w:uiPriority="67"/>
+    <w:lsdException w:name="Medium Grid 2 Accent 6" w:uiPriority="68"/>
+    <w:lsdException w:name="Medium Grid 3 Accent 6" w:uiPriority="69"/>
+    <w:lsdException w:name="Dark List Accent 6" w:uiPriority="70"/>
+    <w:lsdException w:name="Colorful Shading Accent 6" w:uiPriority="71"/>
+    <w:lsdException w:name="Colorful List Accent 6" w:uiPriority="72"/>
+    <w:lsdException w:name="Colorful Grid Accent 6" w:uiPriority="73"/>
+    <w:lsdException w:name="Subtle Emphasis" w:uiPriority="19" w:qFormat="1"/>
+    <w:lsdException w:name="Intense Emphasis" w:uiPriority="21" w:qFormat="1"/>
+    <w:lsdException w:name="Subtle Reference" w:uiPriority="31" w:qFormat="1"/>
+    <w:lsdException w:name="Intense Reference" w:uiPriority="32" w:qFormat="1"/>
+    <w:lsdException w:name="Book Title" w:uiPriority="33" w:qFormat="1"/>
+    <w:lsdException w:name="Bibliography" w:semiHidden="1" w:uiPriority="37" w:unhideWhenUsed="1"/>
+    <w:lsdException w:name="TOC Heading" w:semiHidden="1" w:uiPriority="39" w:unhideWhenUsed="1" w:qFormat="1"/>
+    <w:lsdException w:name="Plain Table 1" w:uiPriority="41"/>
+    <w:lsdException w:name="Plain Table 2" w:uiPriority="42"/>
+    <w:lsdException w:name="Plain Table 3" w:uiPriority="43"/>
+    <w:lsdException w:name="Plain Table 4" w:uiPriority="44"/>
+    <w:lsdException w:name="Plain Table 5" w:uiPriority="45"/>
+    <w:lsdException w:name="Grid Table Light" w:uiPriority="40"/>
+    <w:lsdException w:name="Grid Table 1 Light" w:uiPriority="46"/>
+    <w:lsdException w:name="Grid Table 2" w:uiPriority="47"/>
+    <w:lsdException w:name="Grid Table 3" w:uiPriority="48"/>
+    <w:lsdException w:name="Grid Table 4" w:uiPriority="49"/>
+    <w:lsdException w:name="Grid Table 5 Dark" w:uiPriority="50"/>
+    <w:lsdException w:name="Grid Table 6 Colorful" w:uiPriority="51"/>
+    <w:lsdException w:name="Grid Table 7 Colorful" w:uiPriority="52"/>
+    <w:lsdException w:name="Grid Table 1 Light Accent 1" w:uiPriority="46"/>
+    <w:lsdException w:name="Grid Table 2 Accent 1" w:uiPriority="47"/>
+    <w:lsdException w:name="Grid Table 3 Accent 1" w:uiPriority="48"/>
+    <w:lsdException w:name="Grid Table 4 Accent 1" w:uiPriority="49"/>
+    <w:lsdException w:name="Grid Table 5 Dark Accent 1" w:uiPriority="50"/>
+    <w:lsdException w:name="Grid Table 6 Colorful Accent 1" w:uiPriority="51"/>
+    <w:lsdException w:name="Grid Table 7 Colorful Accent 1" w:uiPriority="52"/>
+    <w:lsdException w:name="Grid Table 1 Light Accent 2" w:uiPriority="46"/>
+    <w:lsdException w:name="Grid Table 2 Accent 2" w:uiPriority="47"/>
+    <w:lsdException w:name="Grid Table 3 Accent 2" w:uiPriority="48"/>
+    <w:lsdException w:name="Grid Table 4 Accent 2" w:uiPriority="49"/>
+    <w:lsdException w:name="Grid Table 5 Dark Accent 2" w:uiPriority="50"/>
+    <w:lsdException w:name="Grid Table 6 Colorful Accent 2" w:uiPriority="51"/>
+    <w:lsdException w:name="Grid Table 7 Colorful Accent 2" w:uiPriority="52"/>
+    <w:lsdException w:name="Grid Table 1 Light Accent 3" w:uiPriority="46"/>
+    <w:lsdException w:name="Grid Table 2 Accent 3" w:uiPriority="47"/>
+    <w:lsdException w:name="Grid Table 3 Accent 3" w:uiPriority="48"/>
+    <w:lsdException w:name="Grid Table 4 Accent 3" w:uiPriority="49"/>
+    <w:lsdException w:name="Grid Table 5 Dark Accent 3" w:uiPriority="50"/>
+    <w:lsdException w:name="Grid Table 6 Colorful Accent 3" w:uiPriority="51"/>
+    <w:lsdException w:name="Grid Table 7 Colorful Accent 3" w:uiPriority="52"/>
+    <w:lsdException w:name="Grid Table 1 Light Accent 4" w:uiPriority="46"/>
+    <w:lsdException w:name="Grid Table 2 Accent 4" w:uiPriority="47"/>
+    <w:lsdException w:name="Grid Table 3 Accent 4" w:uiPriority="48"/>
+    <w:lsdException w:name="Grid Table 4 Accent 4" w:uiPriority="49"/>
+    <w:lsdException w:name="Grid Table 5 Dark Accent 4" w:uiPriority="50"/>
+    <w:lsdException w:name="Grid Table 6 Colorful Accent 4" w:uiPriority="51"/>
+    <w:lsdException w:name="Grid Table 7 Colorful Accent 4" w:uiPriority="52"/>
+    <w:lsdException w:name="Grid Table 1 Light Accent 5" w:uiPriority="46"/>
+    <w:lsdException w:name="Grid Table 2 Accent 5" w:uiPriority="47"/>
+    <w:lsdException w:name="Grid Table 3 Accent 5" w:uiPriority="48"/>
+    <w:lsdException w:name="Grid Table 4 Accent 5" w:uiPriority="49"/>
+    <w:lsdException w:name="Grid Table 5 Dark Accent 5" w:uiPriority="50"/>
+    <w:lsdException w:name="Grid Table 6 Colorful Accent 5" w:uiPriority="51"/>
+    <w:lsdException w:name="Grid Table 7 Colorful Accent 5" w:uiPriority="52"/>
+    <w:lsdException w:name="Grid Table 1 Light Accent 6" w:uiPriority="46"/>
+    <w:lsdException w:name="Grid Table 2 Accent 6" w:uiPriority="47"/>
+    <w:lsdException w:name="Grid Table 3 Accent 6" w:uiPriority="48"/>
+    <w:lsdException w:name="Grid Table 4 Accent 6" w:uiPriority="49"/>
+    <w:lsdException w:name="Grid Table 5 Dark Accent 6" w:uiPriority="50"/>
+    <w:lsdException w:name="Grid Table 6 Colorful Accent 6" w:uiPriority="51"/>
+    <w:lsdException w:name="Grid Table 7 Colorful Accent 6" w:uiPriority="52"/>
+    <w:lsdException w:name="List Table 1 Light" w:uiPriority="46"/>
+    <w:lsdException w:name="List Table 2" w:uiPriority="47"/>
+    <w:lsdException w:name="List Table 3" w:uiPriority="48"/>
+    <w:lsdException w:name="List Table 4" w:uiPriority="49"/>
+    <w:lsdException w:name="List Table 5 Dark" w:uiPriority="50"/>
+    <w:lsdException w:name="List Table 6 Colorful" w:uiPriority="51"/>
+    <w:lsdException w:name="List Table 7 Colorful" w:uiPriority="52"/>
+    <w:lsdException w:name="List Table 1 Light Accent 1" w:uiPriority="46"/>
+    <w:lsdException w:name="List Table 2 Accent 1" w:uiPriority="47"/>
+    <w:lsdException w:name="List Table 3 Accent 1" w:uiPriority="48"/>
+    <w:lsdException w:name="List Table 4 Accent 1" w:uiPriority="49"/>
+    <w:lsdException w:name="List Table 5 Dark Accent 1" w:uiPriority="50"/>
+    <w:lsdException w:name="List Table 6 Colorful Accent 1" w:uiPriority="51"/>
+    <w:lsdException w:name="List Table 7 Colorful Accent 1" w:uiPriority="52"/>
+    <w:lsdException w:name="List Table 1 Light Accent 2" w:uiPriority="46"/>
+    <w:lsdException w:name="List Table 2 Accent 2" w:uiPriority="47"/>
+    <w:lsdException w:name="List Table 3 Accent 2" w:uiPriority="48"/>
+    <w:lsdException w:name="List Table 4 Accent 2" w:uiPriority="49"/>
+    <w:lsdException w:name="List Table 5 Dark Accent 2" w:uiPriority="50"/>
+    <w:lsdException w:name="List Table 6 Colorful Accent 2" w:uiPriority="51"/>
+    <w:lsdException w:name="List Table 7 Colorful Accent 2" w:uiPriority="52"/>
+    <w:lsdException w:name="List Table 1 Light Accent 3" w:uiPriority="46"/>
+    <w:lsdException w:name="List Table 2 Accent 3" w:uiPriority="47"/>
+    <w:lsdException w:name="List Table 3 Accent 3" w:uiPriority="48"/>
+    <w:lsdException w:name="List Table 4 Accent 3" w:uiPriority="49"/>
+    <w:lsdException w:name="List Table 5 Dark Accent 3" w:uiPriority="50"/>
+    <w:lsdException w:name="List Table 6 Colorful Accent 3" w:uiPriority="51"/>
+    <w:lsdException w:name="List Table 7 Colorful Accent 3" w:uiPriority="52"/>
+    <w:lsdException w:name="List Table 1 Light Accent 4" w:uiPriority="46"/>
+    <w:lsdException w:name="List Table 2 Accent 4" w:uiPriority="47"/>
+    <w:lsdException w:name="List Table 3 Accent 4" w:uiPriority="48"/>
+    <w:lsdException w:name="List Table 4 Accent 4" w:uiPriority="49"/>
+    <w:lsdException w:name="List Table 5 Dark Accent 4" w:uiPriority="50"/>
+    <w:lsdException w:name="List Table 6 Colorful Accent 4" w:uiPriority="51"/>
+    <w:lsdException w:name="List Table 7 Colorful Accent 4" w:uiPriority="52"/>
+    <w:lsdException w:name="List Table 1 Light Accent 5" w:uiPriority="46"/>
+    <w:lsdException w:name="List Table 2 Accent 5" w:uiPriority="47"/>
+    <w:lsdException w:name="List Table 3 Accent 5" w:uiPriority="48"/>
+    <w:lsdException w:name="List Table 4 Accent 5" w:uiPriority="49"/>
+    <w:lsdException w:name="List Table 5 Dark Accent 5" w:uiPriority="50"/>
+    <w:lsdException w:name="List Table 6 Colorful Accent 5" w:uiPriority="51"/>
+    <w:lsdException w:name="List Table 7 Colorful Accent 5" w:uiPriority="52"/>
+    <w:lsdException w:name="List Table 1 Light Accent 6" w:uiPriority="46"/>
+    <w:lsdException w:name="List Table 2 Accent 6" w:uiPriority="47"/>
+    <w:lsdException w:name="List Table 3 Accent 6" w:uiPriority="48"/>
+    <w:lsdException w:name="List Table 4 Accent 6" w:uiPriority="49"/>
+    <w:lsdException w:name="List Table 5 Dark Accent 6" w:uiPriority="50"/>
+    <w:lsdException w:name="List Table 6 Colorful Accent 6" w:uiPriority="51"/>
+    <w:lsdException w:name="List Table 7 Colorful Accent 6" w:uiPriority="52"/>
   </w:latentStyles>
   <w:style w:type="paragraph" w:default="1" w:styleId="Normal">
     <w:name w:val="Normal"/>
     <w:qFormat/>
     <w:rsid w:val="009B2C37"/>
   </w:style>
-  <w:style w:type="character" w:default="1" w:styleId="Fontepargpadro">
+  <w:style w:type="character" w:default="1" w:styleId="DefaultParagraphFont">
     <w:name w:val="Default Paragraph Font"/>
     <w:uiPriority w:val="1"/>
     <w:semiHidden/>
     <w:unhideWhenUsed/>
   </w:style>
-  <w:style w:type="table" w:default="1" w:styleId="Tabelanormal">
+  <w:style w:type="table" w:default="1" w:styleId="TableNormal">
     <w:name w:val="Normal Table"/>
     <w:uiPriority w:val="99"/>
     <w:semiHidden/>
     <w:unhideWhenUsed/>
-    <w:qFormat/>
     <w:tblPr>
       <w:tblInd w:w="0" w:type="dxa"/>
       <w:tblCellMar>
@@ -2306,15 +2538,15 @@
       </w:tblCellMar>
     </w:tblPr>
   </w:style>
-  <w:style w:type="numbering" w:default="1" w:styleId="Semlista">
+  <w:style w:type="numbering" w:default="1" w:styleId="NoList">
     <w:name w:val="No List"/>
     <w:uiPriority w:val="99"/>
     <w:semiHidden/>
     <w:unhideWhenUsed/>
   </w:style>
-  <w:style w:type="table" w:styleId="Tabelacomgrade">
+  <w:style w:type="table" w:styleId="TableGrid">
     <w:name w:val="Table Grid"/>
-    <w:basedOn w:val="Tabelanormal"/>
+    <w:basedOn w:val="TableNormal"/>
     <w:uiPriority w:val="59"/>
     <w:rsid w:val="00586FD8"/>
     <w:pPr>
@@ -2338,10 +2570,10 @@
       </w:tblCellMar>
     </w:tblPr>
   </w:style>
-  <w:style w:type="paragraph" w:styleId="Cabealho">
+  <w:style w:type="paragraph" w:styleId="Header">
     <w:name w:val="header"/>
     <w:basedOn w:val="Normal"/>
-    <w:link w:val="CabealhoChar"/>
+    <w:link w:val="HeaderChar"/>
     <w:uiPriority w:val="99"/>
     <w:unhideWhenUsed/>
     <w:rsid w:val="00260188"/>
@@ -2353,17 +2585,17 @@
       <w:spacing w:after="0" w:line="240" w:lineRule="auto"/>
     </w:pPr>
   </w:style>
-  <w:style w:type="character" w:customStyle="1" w:styleId="CabealhoChar">
-    <w:name w:val="Cabeçalho Char"/>
-    <w:basedOn w:val="Fontepargpadro"/>
-    <w:link w:val="Cabealho"/>
+  <w:style w:type="character" w:customStyle="1" w:styleId="HeaderChar">
+    <w:name w:val="Header Char"/>
+    <w:basedOn w:val="DefaultParagraphFont"/>
+    <w:link w:val="Header"/>
     <w:uiPriority w:val="99"/>
     <w:rsid w:val="00260188"/>
   </w:style>
-  <w:style w:type="paragraph" w:styleId="Rodap">
+  <w:style w:type="paragraph" w:styleId="Footer">
     <w:name w:val="footer"/>
     <w:basedOn w:val="Normal"/>
-    <w:link w:val="RodapChar"/>
+    <w:link w:val="FooterChar"/>
     <w:uiPriority w:val="99"/>
     <w:unhideWhenUsed/>
     <w:rsid w:val="00260188"/>
@@ -2375,14 +2607,14 @@
       <w:spacing w:after="0" w:line="240" w:lineRule="auto"/>
     </w:pPr>
   </w:style>
-  <w:style w:type="character" w:customStyle="1" w:styleId="RodapChar">
-    <w:name w:val="Rodapé Char"/>
-    <w:basedOn w:val="Fontepargpadro"/>
-    <w:link w:val="Rodap"/>
+  <w:style w:type="character" w:customStyle="1" w:styleId="FooterChar">
+    <w:name w:val="Footer Char"/>
+    <w:basedOn w:val="DefaultParagraphFont"/>
+    <w:link w:val="Footer"/>
     <w:uiPriority w:val="99"/>
     <w:rsid w:val="00260188"/>
   </w:style>
-  <w:style w:type="paragraph" w:styleId="PargrafodaLista">
+  <w:style w:type="paragraph" w:styleId="ListParagraph">
     <w:name w:val="List Paragraph"/>
     <w:basedOn w:val="Normal"/>
     <w:uiPriority w:val="34"/>
@@ -2392,6 +2624,40 @@
       <w:ind w:left="720"/>
       <w:contextualSpacing/>
     </w:pPr>
+  </w:style>
+  <w:style w:type="paragraph" w:styleId="Title">
+    <w:name w:val="Title"/>
+    <w:basedOn w:val="Normal"/>
+    <w:next w:val="Normal"/>
+    <w:link w:val="TitleChar"/>
+    <w:uiPriority w:val="10"/>
+    <w:qFormat/>
+    <w:rsid w:val="008434B8"/>
+    <w:pPr>
+      <w:spacing w:after="0" w:line="240" w:lineRule="auto"/>
+      <w:contextualSpacing/>
+    </w:pPr>
+    <w:rPr>
+      <w:rFonts w:asciiTheme="majorHAnsi" w:eastAsiaTheme="majorEastAsia" w:hAnsiTheme="majorHAnsi" w:cstheme="majorBidi"/>
+      <w:spacing w:val="-10"/>
+      <w:kern w:val="28"/>
+      <w:sz w:val="56"/>
+      <w:szCs w:val="56"/>
+    </w:rPr>
+  </w:style>
+  <w:style w:type="character" w:customStyle="1" w:styleId="TitleChar">
+    <w:name w:val="Title Char"/>
+    <w:basedOn w:val="DefaultParagraphFont"/>
+    <w:link w:val="Title"/>
+    <w:uiPriority w:val="10"/>
+    <w:rsid w:val="008434B8"/>
+    <w:rPr>
+      <w:rFonts w:asciiTheme="majorHAnsi" w:eastAsiaTheme="majorEastAsia" w:hAnsiTheme="majorHAnsi" w:cstheme="majorBidi"/>
+      <w:spacing w:val="-10"/>
+      <w:kern w:val="28"/>
+      <w:sz w:val="56"/>
+      <w:szCs w:val="56"/>
+    </w:rPr>
   </w:style>
 </w:styles>
 </file>
@@ -2686,7 +2952,7 @@
 </file>
 
 <file path=customXml/itemProps1.xml><?xml version="1.0" encoding="utf-8"?>
-<ds:datastoreItem xmlns:ds="http://schemas.openxmlformats.org/officeDocument/2006/customXml" ds:itemID="{35FBD05A-A84E-451D-9A4E-79F7BC7EF799}">
+<ds:datastoreItem xmlns:ds="http://schemas.openxmlformats.org/officeDocument/2006/customXml" ds:itemID="{CCFF881E-DF57-40F1-955A-6CE1A5D2767C}">
   <ds:schemaRefs>
     <ds:schemaRef ds:uri="http://schemas.openxmlformats.org/officeDocument/2006/bibliography"/>
   </ds:schemaRefs>
